--- a/docs/DB JOB HUNTER.docx
+++ b/docs/DB JOB HUNTER.docx
@@ -1376,7 +1376,7 @@
     </w:p>
     <w:p>
       <w:pPr>
-        <w:pStyle w:val="10"/>
+        <w:pStyle w:val="11"/>
         <w:keepNext w:val="0"/>
         <w:keepLines w:val="0"/>
         <w:widowControl/>
@@ -1686,7 +1686,7 @@
     </w:p>
     <w:p>
       <w:pPr>
-        <w:pStyle w:val="10"/>
+        <w:pStyle w:val="11"/>
         <w:keepNext w:val="0"/>
         <w:keepLines w:val="0"/>
         <w:widowControl/>
@@ -1792,7 +1792,7 @@
     </w:p>
     <w:p>
       <w:pPr>
-        <w:pStyle w:val="10"/>
+        <w:pStyle w:val="11"/>
         <w:keepNext w:val="0"/>
         <w:keepLines w:val="0"/>
         <w:widowControl/>
@@ -1916,7 +1916,7 @@
     </w:p>
     <w:p>
       <w:pPr>
-        <w:pStyle w:val="10"/>
+        <w:pStyle w:val="11"/>
         <w:keepNext w:val="0"/>
         <w:keepLines w:val="0"/>
         <w:widowControl/>
@@ -2022,7 +2022,7 @@
     </w:p>
     <w:p>
       <w:pPr>
-        <w:pStyle w:val="10"/>
+        <w:pStyle w:val="11"/>
         <w:keepNext w:val="0"/>
         <w:keepLines w:val="0"/>
         <w:widowControl/>
@@ -2250,7 +2250,7 @@
     </w:p>
     <w:p>
       <w:pPr>
-        <w:pStyle w:val="10"/>
+        <w:pStyle w:val="11"/>
         <w:keepNext w:val="0"/>
         <w:keepLines w:val="0"/>
         <w:widowControl/>
@@ -2328,7 +2328,7 @@
     </w:p>
     <w:p>
       <w:pPr>
-        <w:pStyle w:val="10"/>
+        <w:pStyle w:val="11"/>
         <w:keepNext w:val="0"/>
         <w:keepLines w:val="0"/>
         <w:widowControl/>
@@ -2469,7 +2469,7 @@
     </w:p>
     <w:p>
       <w:pPr>
-        <w:pStyle w:val="10"/>
+        <w:pStyle w:val="11"/>
         <w:keepNext w:val="0"/>
         <w:keepLines w:val="0"/>
         <w:widowControl/>
@@ -2727,6 +2727,242 @@
     </w:p>
     <w:p>
       <w:pPr>
+        <w:pStyle w:val="11"/>
+        <w:keepNext w:val="0"/>
+        <w:keepLines w:val="0"/>
+        <w:widowControl/>
+        <w:suppressLineNumbers w:val="0"/>
+      </w:pPr>
+      <w:r>
+        <w:t>Este modelo está optimizado para:</w:t>
+      </w:r>
+    </w:p>
+    <w:p>
+      <w:pPr>
+        <w:keepNext w:val="0"/>
+        <w:keepLines w:val="0"/>
+        <w:widowControl/>
+        <w:numPr>
+          <w:ilvl w:val="0"/>
+          <w:numId w:val="15"/>
+        </w:numPr>
+        <w:suppressLineNumbers w:val="0"/>
+        <w:spacing w:before="0" w:beforeAutospacing="1" w:after="0" w:afterAutospacing="1"/>
+        <w:ind w:left="720" w:hanging="360"/>
+      </w:pPr>
+      <w:r>
+        <w:t xml:space="preserve">pipeline IA </w:t>
+      </w:r>
+    </w:p>
+    <w:p>
+      <w:pPr>
+        <w:keepNext w:val="0"/>
+        <w:keepLines w:val="0"/>
+        <w:widowControl/>
+        <w:numPr>
+          <w:ilvl w:val="0"/>
+          <w:numId w:val="15"/>
+        </w:numPr>
+        <w:suppressLineNumbers w:val="0"/>
+        <w:spacing w:before="0" w:beforeAutospacing="1" w:after="0" w:afterAutospacing="1"/>
+        <w:ind w:left="720" w:hanging="360"/>
+      </w:pPr>
+      <w:r>
+        <w:t xml:space="preserve">iteración rápida </w:t>
+      </w:r>
+    </w:p>
+    <w:p>
+      <w:pPr>
+        <w:keepNext w:val="0"/>
+        <w:keepLines w:val="0"/>
+        <w:widowControl/>
+        <w:numPr>
+          <w:ilvl w:val="0"/>
+          <w:numId w:val="15"/>
+        </w:numPr>
+        <w:suppressLineNumbers w:val="0"/>
+        <w:spacing w:before="0" w:beforeAutospacing="1" w:after="0" w:afterAutospacing="1"/>
+        <w:ind w:left="720" w:hanging="360"/>
+      </w:pPr>
+      <w:r>
+        <w:t xml:space="preserve">control humano </w:t>
+      </w:r>
+    </w:p>
+    <w:p>
+      <w:pPr>
+        <w:keepNext w:val="0"/>
+        <w:keepLines w:val="0"/>
+        <w:widowControl/>
+        <w:numPr>
+          <w:ilvl w:val="0"/>
+          <w:numId w:val="15"/>
+        </w:numPr>
+        <w:suppressLineNumbers w:val="0"/>
+        <w:spacing w:before="0" w:beforeAutospacing="1" w:after="0" w:afterAutospacing="1"/>
+        <w:ind w:left="720" w:hanging="360"/>
+      </w:pPr>
+      <w:r>
+        <w:t xml:space="preserve">trazabilidad de decisiones </w:t>
+      </w:r>
+    </w:p>
+    <w:p>
+      <w:pPr>
+        <w:pStyle w:val="11"/>
+        <w:keepNext w:val="0"/>
+        <w:keepLines w:val="0"/>
+        <w:widowControl/>
+        <w:suppressLineNumbers w:val="0"/>
+      </w:pPr>
+      <w:r>
+        <w:t>NO está optimizado para:</w:t>
+      </w:r>
+    </w:p>
+    <w:p>
+      <w:pPr>
+        <w:keepNext w:val="0"/>
+        <w:keepLines w:val="0"/>
+        <w:widowControl/>
+        <w:numPr>
+          <w:ilvl w:val="0"/>
+          <w:numId w:val="16"/>
+        </w:numPr>
+        <w:suppressLineNumbers w:val="0"/>
+        <w:spacing w:before="0" w:beforeAutospacing="1" w:after="0" w:afterAutospacing="1"/>
+        <w:ind w:left="720" w:hanging="360"/>
+      </w:pPr>
+      <w:r>
+        <w:t xml:space="preserve">multiusuario </w:t>
+      </w:r>
+    </w:p>
+    <w:p>
+      <w:pPr>
+        <w:keepNext w:val="0"/>
+        <w:keepLines w:val="0"/>
+        <w:widowControl/>
+        <w:numPr>
+          <w:ilvl w:val="0"/>
+          <w:numId w:val="16"/>
+        </w:numPr>
+        <w:suppressLineNumbers w:val="0"/>
+        <w:spacing w:before="0" w:beforeAutospacing="1" w:after="0" w:afterAutospacing="1"/>
+        <w:ind w:left="720" w:hanging="360"/>
+      </w:pPr>
+      <w:r>
+        <w:t xml:space="preserve">escalabilidad enterprise </w:t>
+      </w:r>
+    </w:p>
+    <w:p>
+      <w:pPr>
+        <w:keepNext w:val="0"/>
+        <w:keepLines w:val="0"/>
+        <w:widowControl/>
+        <w:numPr>
+          <w:ilvl w:val="0"/>
+          <w:numId w:val="16"/>
+        </w:numPr>
+        <w:suppressLineNumbers w:val="0"/>
+        <w:spacing w:before="0" w:beforeAutospacing="1" w:after="0" w:afterAutospacing="1"/>
+        <w:ind w:left="720" w:hanging="360"/>
+      </w:pPr>
+      <w:r>
+        <w:t xml:space="preserve">microservicios </w:t>
+      </w:r>
+    </w:p>
+    <w:p>
+      <w:pPr>
+        <w:keepNext w:val="0"/>
+        <w:keepLines w:val="0"/>
+        <w:widowControl/>
+        <w:numPr>
+          <w:ilvl w:val="0"/>
+          <w:numId w:val="0"/>
+        </w:numPr>
+        <w:suppressLineNumbers w:val="0"/>
+        <w:tabs>
+          <w:tab w:val="left" w:pos="720"/>
+        </w:tabs>
+        <w:spacing w:before="0" w:beforeAutospacing="1" w:after="0" w:afterAutospacing="1"/>
+        <w:rPr>
+          <w:rFonts w:hint="default"/>
+        </w:rPr>
+      </w:pPr>
+      <w:r>
+        <w:rPr>
+          <w:rFonts w:hint="default"/>
+        </w:rPr>
+        <w:t>ALTER TABLE applications</w:t>
+      </w:r>
+    </w:p>
+    <w:p>
+      <w:pPr>
+        <w:keepNext w:val="0"/>
+        <w:keepLines w:val="0"/>
+        <w:widowControl/>
+        <w:numPr>
+          <w:ilvl w:val="0"/>
+          <w:numId w:val="0"/>
+        </w:numPr>
+        <w:suppressLineNumbers w:val="0"/>
+        <w:tabs>
+          <w:tab w:val="left" w:pos="720"/>
+        </w:tabs>
+        <w:spacing w:before="0" w:beforeAutospacing="1" w:after="0" w:afterAutospacing="1"/>
+        <w:rPr>
+          <w:rFonts w:hint="default"/>
+        </w:rPr>
+      </w:pPr>
+      <w:r>
+        <w:rPr>
+          <w:rFonts w:hint="default"/>
+        </w:rPr>
+        <w:t>ADD UNIQUE KEY unique_job (job_id);</w:t>
+      </w:r>
+    </w:p>
+    <w:p>
+      <w:pPr>
+        <w:keepNext w:val="0"/>
+        <w:keepLines w:val="0"/>
+        <w:widowControl/>
+        <w:numPr>
+          <w:ilvl w:val="0"/>
+          <w:numId w:val="0"/>
+        </w:numPr>
+        <w:suppressLineNumbers w:val="0"/>
+        <w:tabs>
+          <w:tab w:val="left" w:pos="720"/>
+        </w:tabs>
+        <w:spacing w:before="0" w:beforeAutospacing="1" w:after="0" w:afterAutospacing="1"/>
+        <w:rPr>
+          <w:rFonts w:hint="default"/>
+        </w:rPr>
+      </w:pPr>
+    </w:p>
+    <w:p>
+      <w:pPr>
+        <w:pStyle w:val="2"/>
+        <w:keepNext w:val="0"/>
+        <w:keepLines w:val="0"/>
+        <w:widowControl/>
+        <w:suppressLineNumbers w:val="0"/>
+      </w:pPr>
+      <w:r>
+        <w:t>FLUJO CORRECTO (AI Job Hunter Engine)</w:t>
+      </w:r>
+    </w:p>
+    <w:p>
+      <w:pPr>
+        <w:pStyle w:val="3"/>
+        <w:keepNext w:val="0"/>
+        <w:keepLines w:val="0"/>
+        <w:widowControl/>
+        <w:suppressLineNumbers w:val="0"/>
+      </w:pPr>
+      <w:r>
+        <w:t>0. INPUT BASE (perfil fijo)</w:t>
+      </w:r>
+    </w:p>
+    <w:p>
+      <w:pPr>
         <w:pStyle w:val="10"/>
         <w:keepNext w:val="0"/>
         <w:keepLines w:val="0"/>
@@ -2734,75 +2970,366 @@
         <w:suppressLineNumbers w:val="0"/>
       </w:pPr>
       <w:r>
-        <w:t>Este modelo está optimizado para:</w:t>
-      </w:r>
-    </w:p>
-    <w:p>
-      <w:pPr>
-        <w:keepNext w:val="0"/>
-        <w:keepLines w:val="0"/>
-        <w:widowControl/>
-        <w:numPr>
-          <w:ilvl w:val="0"/>
-          <w:numId w:val="15"/>
+        <w:rPr>
+          <w:rStyle w:val="8"/>
+        </w:rPr>
+        <w:t>- Skills: React, Node, Express</w:t>
+      </w:r>
+      <w:r>
+        <w:rPr>
+          <w:rStyle w:val="8"/>
+        </w:rPr>
+        <w:br w:type="textWrapping"/>
+      </w:r>
+      <w:r>
+        <w:rPr>
+          <w:rStyle w:val="8"/>
+        </w:rPr>
+        <w:t>- Nivel: X</w:t>
+      </w:r>
+      <w:r>
+        <w:rPr>
+          <w:rStyle w:val="8"/>
+        </w:rPr>
+        <w:br w:type="textWrapping"/>
+      </w:r>
+      <w:r>
+        <w:rPr>
+          <w:rStyle w:val="8"/>
+        </w:rPr>
+        <w:t>- CV base (resumes table)</w:t>
+      </w:r>
+      <w:r>
+        <w:rPr>
+          <w:rStyle w:val="8"/>
+        </w:rPr>
+        <w:br w:type="textWrapping"/>
+      </w:r>
+      <w:r>
+        <w:rPr>
+          <w:rStyle w:val="8"/>
+        </w:rPr>
+        <w:t>- Preferencias: remoto / país / seniority</w:t>
+      </w:r>
+    </w:p>
+    <w:p>
+      <w:pPr>
+        <w:pStyle w:val="11"/>
+        <w:keepNext w:val="0"/>
+        <w:keepLines w:val="0"/>
+        <w:widowControl/>
+        <w:suppressLineNumbers w:val="0"/>
+      </w:pPr>
+      <w:r>
+        <w:t>👉 Esto es tu “vector de identidad profesional”.</w:t>
+      </w:r>
+    </w:p>
+    <w:p>
+      <w:pPr>
+        <w:keepNext w:val="0"/>
+        <w:keepLines w:val="0"/>
+        <w:widowControl/>
+        <w:suppressLineNumbers w:val="0"/>
+      </w:pPr>
+      <w:r>
+        <w:pict>
+          <v:rect id="_x0000_i1029" o:spt="1" style="height:1.5pt;width:432pt;" fillcolor="#A0A0A0" filled="t" stroked="f" coordsize="21600,21600" o:hr="t" o:hrstd="t" o:hralign="center">
+            <v:path/>
+            <v:fill on="t" focussize="0,0"/>
+            <v:stroke on="f"/>
+            <v:imagedata o:title=""/>
+            <o:lock v:ext="edit"/>
+            <w10:wrap type="none"/>
+            <w10:anchorlock/>
+          </v:rect>
+        </w:pict>
+      </w:r>
+    </w:p>
+    <w:p>
+      <w:pPr>
+        <w:pStyle w:val="3"/>
+        <w:keepNext w:val="0"/>
+        <w:keepLines w:val="0"/>
+        <w:widowControl/>
+        <w:suppressLineNumbers w:val="0"/>
+      </w:pPr>
+      <w:r>
+        <w:t>1. JOB INGESTION (recolección)</w:t>
+      </w:r>
+    </w:p>
+    <w:p>
+      <w:pPr>
+        <w:pStyle w:val="10"/>
+        <w:keepNext w:val="0"/>
+        <w:keepLines w:val="0"/>
+        <w:widowControl/>
+        <w:suppressLineNumbers w:val="0"/>
+      </w:pPr>
+      <w:r>
+        <w:rPr>
+          <w:rStyle w:val="8"/>
+        </w:rPr>
+        <w:t>AI / scraper / API</w:t>
+      </w:r>
+      <w:r>
+        <w:rPr>
+          <w:rStyle w:val="8"/>
+        </w:rPr>
+        <w:br w:type="textWrapping"/>
+      </w:r>
+      <w:r>
+        <w:rPr>
+          <w:rStyle w:val="8"/>
+        </w:rPr>
+        <w:t>↓</w:t>
+      </w:r>
+      <w:r>
+        <w:rPr>
+          <w:rStyle w:val="8"/>
+        </w:rPr>
+        <w:br w:type="textWrapping"/>
+      </w:r>
+      <w:r>
+        <w:rPr>
+          <w:rStyle w:val="8"/>
+        </w:rPr>
+        <w:t>fetch jobs from sources (LinkedIn, Indeed, etc)</w:t>
+      </w:r>
+      <w:r>
+        <w:rPr>
+          <w:rStyle w:val="8"/>
+        </w:rPr>
+        <w:br w:type="textWrapping"/>
+      </w:r>
+      <w:r>
+        <w:rPr>
+          <w:rStyle w:val="8"/>
+        </w:rPr>
+        <w:t>↓</w:t>
+      </w:r>
+      <w:r>
+        <w:rPr>
+          <w:rStyle w:val="8"/>
+        </w:rPr>
+        <w:br w:type="textWrapping"/>
+      </w:r>
+      <w:r>
+        <w:rPr>
+          <w:rStyle w:val="8"/>
+        </w:rPr>
+        <w:t>normalize data</w:t>
+      </w:r>
+      <w:r>
+        <w:rPr>
+          <w:rStyle w:val="8"/>
+        </w:rPr>
+        <w:br w:type="textWrapping"/>
+      </w:r>
+      <w:r>
+        <w:rPr>
+          <w:rStyle w:val="8"/>
+        </w:rPr>
+        <w:t>↓</w:t>
+      </w:r>
+      <w:r>
+        <w:rPr>
+          <w:rStyle w:val="8"/>
+        </w:rPr>
+        <w:br w:type="textWrapping"/>
+      </w:r>
+      <w:r>
+        <w:rPr>
+          <w:rStyle w:val="8"/>
+        </w:rPr>
+        <w:t>insert into jobs (raw)</w:t>
+      </w:r>
+    </w:p>
+    <w:p>
+      <w:pPr>
+        <w:pStyle w:val="4"/>
+        <w:keepNext w:val="0"/>
+        <w:keepLines w:val="0"/>
+        <w:widowControl/>
+        <w:suppressLineNumbers w:val="0"/>
+      </w:pPr>
+      <w:r>
+        <w:t>jobs table:</w:t>
+      </w:r>
+    </w:p>
+    <w:p>
+      <w:pPr>
+        <w:keepNext w:val="0"/>
+        <w:keepLines w:val="0"/>
+        <w:widowControl/>
+        <w:numPr>
+          <w:ilvl w:val="0"/>
+          <w:numId w:val="17"/>
         </w:numPr>
         <w:suppressLineNumbers w:val="0"/>
         <w:spacing w:before="0" w:beforeAutospacing="1" w:after="0" w:afterAutospacing="1"/>
         <w:ind w:left="720" w:hanging="360"/>
       </w:pPr>
       <w:r>
-        <w:t xml:space="preserve">pipeline IA </w:t>
-      </w:r>
-    </w:p>
-    <w:p>
-      <w:pPr>
-        <w:keepNext w:val="0"/>
-        <w:keepLines w:val="0"/>
-        <w:widowControl/>
-        <w:numPr>
-          <w:ilvl w:val="0"/>
-          <w:numId w:val="15"/>
+        <w:t xml:space="preserve">title </w:t>
+      </w:r>
+    </w:p>
+    <w:p>
+      <w:pPr>
+        <w:keepNext w:val="0"/>
+        <w:keepLines w:val="0"/>
+        <w:widowControl/>
+        <w:numPr>
+          <w:ilvl w:val="0"/>
+          <w:numId w:val="17"/>
         </w:numPr>
         <w:suppressLineNumbers w:val="0"/>
         <w:spacing w:before="0" w:beforeAutospacing="1" w:after="0" w:afterAutospacing="1"/>
         <w:ind w:left="720" w:hanging="360"/>
       </w:pPr>
       <w:r>
-        <w:t xml:space="preserve">iteración rápida </w:t>
-      </w:r>
-    </w:p>
-    <w:p>
-      <w:pPr>
-        <w:keepNext w:val="0"/>
-        <w:keepLines w:val="0"/>
-        <w:widowControl/>
-        <w:numPr>
-          <w:ilvl w:val="0"/>
-          <w:numId w:val="15"/>
+        <w:t xml:space="preserve">company </w:t>
+      </w:r>
+    </w:p>
+    <w:p>
+      <w:pPr>
+        <w:keepNext w:val="0"/>
+        <w:keepLines w:val="0"/>
+        <w:widowControl/>
+        <w:numPr>
+          <w:ilvl w:val="0"/>
+          <w:numId w:val="17"/>
         </w:numPr>
         <w:suppressLineNumbers w:val="0"/>
         <w:spacing w:before="0" w:beforeAutospacing="1" w:after="0" w:afterAutospacing="1"/>
         <w:ind w:left="720" w:hanging="360"/>
       </w:pPr>
       <w:r>
-        <w:t xml:space="preserve">control humano </w:t>
-      </w:r>
-    </w:p>
-    <w:p>
-      <w:pPr>
-        <w:keepNext w:val="0"/>
-        <w:keepLines w:val="0"/>
-        <w:widowControl/>
-        <w:numPr>
-          <w:ilvl w:val="0"/>
-          <w:numId w:val="15"/>
+        <w:t xml:space="preserve">description </w:t>
+      </w:r>
+    </w:p>
+    <w:p>
+      <w:pPr>
+        <w:keepNext w:val="0"/>
+        <w:keepLines w:val="0"/>
+        <w:widowControl/>
+        <w:numPr>
+          <w:ilvl w:val="0"/>
+          <w:numId w:val="17"/>
         </w:numPr>
         <w:suppressLineNumbers w:val="0"/>
         <w:spacing w:before="0" w:beforeAutospacing="1" w:after="0" w:afterAutospacing="1"/>
         <w:ind w:left="720" w:hanging="360"/>
       </w:pPr>
       <w:r>
-        <w:t xml:space="preserve">trazabilidad de decisiones </w:t>
+        <w:t xml:space="preserve">location </w:t>
+      </w:r>
+    </w:p>
+    <w:p>
+      <w:pPr>
+        <w:keepNext w:val="0"/>
+        <w:keepLines w:val="0"/>
+        <w:widowControl/>
+        <w:numPr>
+          <w:ilvl w:val="0"/>
+          <w:numId w:val="17"/>
+        </w:numPr>
+        <w:suppressLineNumbers w:val="0"/>
+        <w:spacing w:before="0" w:beforeAutospacing="1" w:after="0" w:afterAutospacing="1"/>
+        <w:ind w:left="720" w:hanging="360"/>
+      </w:pPr>
+      <w:r>
+        <w:t xml:space="preserve">url </w:t>
+      </w:r>
+    </w:p>
+    <w:p>
+      <w:pPr>
+        <w:keepNext w:val="0"/>
+        <w:keepLines w:val="0"/>
+        <w:widowControl/>
+        <w:numPr>
+          <w:ilvl w:val="0"/>
+          <w:numId w:val="17"/>
+        </w:numPr>
+        <w:suppressLineNumbers w:val="0"/>
+        <w:spacing w:before="0" w:beforeAutospacing="1" w:after="0" w:afterAutospacing="1"/>
+        <w:ind w:left="720" w:hanging="360"/>
+      </w:pPr>
+      <w:r>
+        <w:t xml:space="preserve">source </w:t>
+      </w:r>
+    </w:p>
+    <w:p>
+      <w:pPr>
+        <w:keepNext w:val="0"/>
+        <w:keepLines w:val="0"/>
+        <w:widowControl/>
+        <w:numPr>
+          <w:ilvl w:val="0"/>
+          <w:numId w:val="17"/>
+        </w:numPr>
+        <w:suppressLineNumbers w:val="0"/>
+        <w:spacing w:before="0" w:beforeAutospacing="1" w:after="0" w:afterAutospacing="1"/>
+        <w:ind w:left="720" w:hanging="360"/>
+      </w:pPr>
+      <w:r>
+        <w:t xml:space="preserve">created_at </w:t>
+      </w:r>
+    </w:p>
+    <w:p>
+      <w:pPr>
+        <w:pStyle w:val="11"/>
+        <w:keepNext w:val="0"/>
+        <w:keepLines w:val="0"/>
+        <w:widowControl/>
+        <w:suppressLineNumbers w:val="0"/>
+      </w:pPr>
+      <w:r>
+        <w:t>✔ aquí NO hay IA todavía</w:t>
+      </w:r>
+    </w:p>
+    <w:p>
+      <w:pPr>
+        <w:keepNext w:val="0"/>
+        <w:keepLines w:val="0"/>
+        <w:widowControl/>
+        <w:suppressLineNumbers w:val="0"/>
+      </w:pPr>
+      <w:r>
+        <w:pict>
+          <v:rect id="_x0000_i1030" o:spt="1" style="height:1.5pt;width:432pt;" fillcolor="#A0A0A0" filled="t" stroked="f" coordsize="21600,21600" o:hr="t" o:hrstd="t" o:hralign="center">
+            <v:path/>
+            <v:fill on="t" focussize="0,0"/>
+            <v:stroke on="f"/>
+            <v:imagedata o:title=""/>
+            <o:lock v:ext="edit"/>
+            <w10:wrap type="none"/>
+            <w10:anchorlock/>
+          </v:rect>
+        </w:pict>
+      </w:r>
+    </w:p>
+    <w:p>
+      <w:pPr>
+        <w:pStyle w:val="3"/>
+        <w:keepNext w:val="0"/>
+        <w:keepLines w:val="0"/>
+        <w:widowControl/>
+        <w:suppressLineNumbers w:val="0"/>
+      </w:pPr>
+      <w:r>
+        <w:t>2. AI MATCHING ENGINE (core del sistema)</w:t>
+      </w:r>
+    </w:p>
+    <w:p>
+      <w:pPr>
+        <w:pStyle w:val="11"/>
+        <w:keepNext w:val="0"/>
+        <w:keepLines w:val="0"/>
+        <w:widowControl/>
+        <w:suppressLineNumbers w:val="0"/>
+      </w:pPr>
+      <w:r>
+        <w:t>Por cada job nuevo:</w:t>
       </w:r>
     </w:p>
     <w:p>
@@ -2814,58 +3341,754 @@
         <w:suppressLineNumbers w:val="0"/>
       </w:pPr>
       <w:r>
-        <w:t>NO está optimizado para:</w:t>
-      </w:r>
-    </w:p>
-    <w:p>
-      <w:pPr>
-        <w:keepNext w:val="0"/>
-        <w:keepLines w:val="0"/>
-        <w:widowControl/>
-        <w:numPr>
-          <w:ilvl w:val="0"/>
-          <w:numId w:val="16"/>
+        <w:rPr>
+          <w:rStyle w:val="8"/>
+        </w:rPr>
+        <w:t>job + user_profile + resume_version</w:t>
+      </w:r>
+      <w:r>
+        <w:rPr>
+          <w:rStyle w:val="8"/>
+        </w:rPr>
+        <w:br w:type="textWrapping"/>
+      </w:r>
+      <w:r>
+        <w:rPr>
+          <w:rStyle w:val="8"/>
+        </w:rPr>
+        <w:t>↓</w:t>
+      </w:r>
+      <w:r>
+        <w:rPr>
+          <w:rStyle w:val="8"/>
+        </w:rPr>
+        <w:br w:type="textWrapping"/>
+      </w:r>
+      <w:r>
+        <w:rPr>
+          <w:rStyle w:val="8"/>
+        </w:rPr>
+        <w:t>AI prompt (jobscore.js)</w:t>
+      </w:r>
+      <w:r>
+        <w:rPr>
+          <w:rStyle w:val="8"/>
+        </w:rPr>
+        <w:br w:type="textWrapping"/>
+      </w:r>
+      <w:r>
+        <w:rPr>
+          <w:rStyle w:val="8"/>
+        </w:rPr>
+        <w:t>↓</w:t>
+      </w:r>
+      <w:r>
+        <w:rPr>
+          <w:rStyle w:val="8"/>
+        </w:rPr>
+        <w:br w:type="textWrapping"/>
+      </w:r>
+      <w:r>
+        <w:rPr>
+          <w:rStyle w:val="8"/>
+        </w:rPr>
+        <w:t>output:</w:t>
+      </w:r>
+      <w:r>
+        <w:rPr>
+          <w:rStyle w:val="8"/>
+        </w:rPr>
+        <w:br w:type="textWrapping"/>
+      </w:r>
+      <w:r>
+        <w:rPr>
+          <w:rStyle w:val="8"/>
+        </w:rPr>
+        <w:t xml:space="preserve">  match_score (0–100)</w:t>
+      </w:r>
+      <w:r>
+        <w:rPr>
+          <w:rStyle w:val="8"/>
+        </w:rPr>
+        <w:br w:type="textWrapping"/>
+      </w:r>
+      <w:r>
+        <w:rPr>
+          <w:rStyle w:val="8"/>
+        </w:rPr>
+        <w:t xml:space="preserve">  reasoning</w:t>
+      </w:r>
+      <w:r>
+        <w:rPr>
+          <w:rStyle w:val="8"/>
+        </w:rPr>
+        <w:br w:type="textWrapping"/>
+      </w:r>
+      <w:r>
+        <w:rPr>
+          <w:rStyle w:val="8"/>
+        </w:rPr>
+        <w:t xml:space="preserve">  tags (React, Node, etc)</w:t>
+      </w:r>
+    </w:p>
+    <w:p>
+      <w:pPr>
+        <w:pStyle w:val="11"/>
+        <w:keepNext w:val="0"/>
+        <w:keepLines w:val="0"/>
+        <w:widowControl/>
+        <w:suppressLineNumbers w:val="0"/>
+      </w:pPr>
+      <w:r>
+        <w:t xml:space="preserve">👉 resultado → </w:t>
+      </w:r>
+      <w:r>
+        <w:rPr>
+          <w:rStyle w:val="8"/>
+        </w:rPr>
+        <w:t>job_scores</w:t>
+      </w:r>
+    </w:p>
+    <w:p>
+      <w:pPr>
+        <w:keepNext w:val="0"/>
+        <w:keepLines w:val="0"/>
+        <w:widowControl/>
+        <w:suppressLineNumbers w:val="0"/>
+      </w:pPr>
+      <w:r>
+        <w:pict>
+          <v:rect id="_x0000_i1031" o:spt="1" style="height:1.5pt;width:432pt;" fillcolor="#A0A0A0" filled="t" stroked="f" coordsize="21600,21600" o:hr="t" o:hrstd="t" o:hralign="center">
+            <v:path/>
+            <v:fill on="t" focussize="0,0"/>
+            <v:stroke on="f"/>
+            <v:imagedata o:title=""/>
+            <o:lock v:ext="edit"/>
+            <w10:wrap type="none"/>
+            <w10:anchorlock/>
+          </v:rect>
+        </w:pict>
+      </w:r>
+    </w:p>
+    <w:p>
+      <w:pPr>
+        <w:pStyle w:val="3"/>
+        <w:keepNext w:val="0"/>
+        <w:keepLines w:val="0"/>
+        <w:widowControl/>
+        <w:suppressLineNumbers w:val="0"/>
+      </w:pPr>
+      <w:r>
+        <w:t>3. FILTRADO INTELIGENTE</w:t>
+      </w:r>
+    </w:p>
+    <w:p>
+      <w:pPr>
+        <w:pStyle w:val="11"/>
+        <w:keepNext w:val="0"/>
+        <w:keepLines w:val="0"/>
+        <w:widowControl/>
+        <w:suppressLineNumbers w:val="0"/>
+      </w:pPr>
+      <w:r>
+        <w:t>Regla:</w:t>
+      </w:r>
+    </w:p>
+    <w:p>
+      <w:pPr>
+        <w:pStyle w:val="10"/>
+        <w:keepNext w:val="0"/>
+        <w:keepLines w:val="0"/>
+        <w:widowControl/>
+        <w:suppressLineNumbers w:val="0"/>
+      </w:pPr>
+      <w:r>
+        <w:rPr>
+          <w:rStyle w:val="8"/>
+        </w:rPr>
+        <w:t>IF score &gt;= threshold (ej: 70)</w:t>
+      </w:r>
+      <w:r>
+        <w:rPr>
+          <w:rStyle w:val="8"/>
+        </w:rPr>
+        <w:br w:type="textWrapping"/>
+      </w:r>
+      <w:r>
+        <w:rPr>
+          <w:rStyle w:val="8"/>
+        </w:rPr>
+        <w:t>→ pasa a shortlist</w:t>
+      </w:r>
+      <w:r>
+        <w:rPr>
+          <w:rStyle w:val="8"/>
+        </w:rPr>
+        <w:br w:type="textWrapping"/>
+      </w:r>
+      <w:r>
+        <w:rPr>
+          <w:rStyle w:val="8"/>
+        </w:rPr>
+        <w:t>ELSE</w:t>
+      </w:r>
+      <w:r>
+        <w:rPr>
+          <w:rStyle w:val="8"/>
+        </w:rPr>
+        <w:br w:type="textWrapping"/>
+      </w:r>
+      <w:r>
+        <w:rPr>
+          <w:rStyle w:val="8"/>
+        </w:rPr>
+        <w:t>→ descartado o archivado</w:t>
+      </w:r>
+    </w:p>
+    <w:p>
+      <w:pPr>
+        <w:keepNext w:val="0"/>
+        <w:keepLines w:val="0"/>
+        <w:widowControl/>
+        <w:suppressLineNumbers w:val="0"/>
+      </w:pPr>
+      <w:r>
+        <w:pict>
+          <v:rect id="_x0000_i1032" o:spt="1" style="height:1.5pt;width:432pt;" fillcolor="#A0A0A0" filled="t" stroked="f" coordsize="21600,21600" o:hr="t" o:hrstd="t" o:hralign="center">
+            <v:path/>
+            <v:fill on="t" focussize="0,0"/>
+            <v:stroke on="f"/>
+            <v:imagedata o:title=""/>
+            <o:lock v:ext="edit"/>
+            <w10:wrap type="none"/>
+            <w10:anchorlock/>
+          </v:rect>
+        </w:pict>
+      </w:r>
+    </w:p>
+    <w:p>
+      <w:pPr>
+        <w:pStyle w:val="3"/>
+        <w:keepNext w:val="0"/>
+        <w:keepLines w:val="0"/>
+        <w:widowControl/>
+        <w:suppressLineNumbers w:val="0"/>
+      </w:pPr>
+      <w:r>
+        <w:t>4. SHORTLIST (cola de oportunidades reales)</w:t>
+      </w:r>
+    </w:p>
+    <w:p>
+      <w:pPr>
+        <w:pStyle w:val="11"/>
+        <w:keepNext w:val="0"/>
+        <w:keepLines w:val="0"/>
+        <w:widowControl/>
+        <w:suppressLineNumbers w:val="0"/>
+      </w:pPr>
+      <w:r>
+        <w:t>Aquí tenés:</w:t>
+      </w:r>
+    </w:p>
+    <w:p>
+      <w:pPr>
+        <w:keepNext w:val="0"/>
+        <w:keepLines w:val="0"/>
+        <w:widowControl/>
+        <w:numPr>
+          <w:ilvl w:val="0"/>
+          <w:numId w:val="18"/>
         </w:numPr>
         <w:suppressLineNumbers w:val="0"/>
         <w:spacing w:before="0" w:beforeAutospacing="1" w:after="0" w:afterAutospacing="1"/>
         <w:ind w:left="720" w:hanging="360"/>
       </w:pPr>
       <w:r>
-        <w:t xml:space="preserve">multiusuario </w:t>
-      </w:r>
-    </w:p>
-    <w:p>
-      <w:pPr>
-        <w:keepNext w:val="0"/>
-        <w:keepLines w:val="0"/>
-        <w:widowControl/>
-        <w:numPr>
-          <w:ilvl w:val="0"/>
-          <w:numId w:val="16"/>
+        <w:t xml:space="preserve">jobs relevantes </w:t>
+      </w:r>
+    </w:p>
+    <w:p>
+      <w:pPr>
+        <w:keepNext w:val="0"/>
+        <w:keepLines w:val="0"/>
+        <w:widowControl/>
+        <w:numPr>
+          <w:ilvl w:val="0"/>
+          <w:numId w:val="18"/>
         </w:numPr>
         <w:suppressLineNumbers w:val="0"/>
         <w:spacing w:before="0" w:beforeAutospacing="1" w:after="0" w:afterAutospacing="1"/>
         <w:ind w:left="720" w:hanging="360"/>
       </w:pPr>
       <w:r>
-        <w:t xml:space="preserve">escalabilidad enterprise </w:t>
-      </w:r>
-    </w:p>
-    <w:p>
-      <w:pPr>
-        <w:keepNext w:val="0"/>
-        <w:keepLines w:val="0"/>
-        <w:widowControl/>
-        <w:numPr>
-          <w:ilvl w:val="0"/>
-          <w:numId w:val="16"/>
+        <w:t xml:space="preserve">ordenados por score </w:t>
+      </w:r>
+    </w:p>
+    <w:p>
+      <w:pPr>
+        <w:keepNext w:val="0"/>
+        <w:keepLines w:val="0"/>
+        <w:widowControl/>
+        <w:numPr>
+          <w:ilvl w:val="0"/>
+          <w:numId w:val="18"/>
         </w:numPr>
         <w:suppressLineNumbers w:val="0"/>
         <w:spacing w:before="0" w:beforeAutospacing="1" w:after="0" w:afterAutospacing="1"/>
         <w:ind w:left="720" w:hanging="360"/>
       </w:pPr>
       <w:r>
-        <w:t xml:space="preserve">microservicios </w:t>
+        <w:t xml:space="preserve">sin ruido </w:t>
+      </w:r>
+    </w:p>
+    <w:p>
+      <w:pPr>
+        <w:pStyle w:val="11"/>
+        <w:keepNext w:val="0"/>
+        <w:keepLines w:val="0"/>
+        <w:widowControl/>
+        <w:suppressLineNumbers w:val="0"/>
+      </w:pPr>
+      <w:r>
+        <w:t>👉 esto es tu “feed limpio de oportunidades”</w:t>
+      </w:r>
+    </w:p>
+    <w:p>
+      <w:pPr>
+        <w:keepNext w:val="0"/>
+        <w:keepLines w:val="0"/>
+        <w:widowControl/>
+        <w:suppressLineNumbers w:val="0"/>
+      </w:pPr>
+      <w:r>
+        <w:pict>
+          <v:rect id="_x0000_i1033" o:spt="1" style="height:1.5pt;width:432pt;" fillcolor="#A0A0A0" filled="t" stroked="f" coordsize="21600,21600" o:hr="t" o:hrstd="t" o:hralign="center">
+            <v:path/>
+            <v:fill on="t" focussize="0,0"/>
+            <v:stroke on="f"/>
+            <v:imagedata o:title=""/>
+            <o:lock v:ext="edit"/>
+            <w10:wrap type="none"/>
+            <w10:anchorlock/>
+          </v:rect>
+        </w:pict>
+      </w:r>
+    </w:p>
+    <w:p>
+      <w:pPr>
+        <w:pStyle w:val="3"/>
+        <w:keepNext w:val="0"/>
+        <w:keepLines w:val="0"/>
+        <w:widowControl/>
+        <w:suppressLineNumbers w:val="0"/>
+      </w:pPr>
+      <w:r>
+        <w:t>5. ATS RESUME GENERATION (solo para candidatos top)</w:t>
+      </w:r>
+    </w:p>
+    <w:p>
+      <w:pPr>
+        <w:pStyle w:val="11"/>
+        <w:keepNext w:val="0"/>
+        <w:keepLines w:val="0"/>
+        <w:widowControl/>
+        <w:suppressLineNumbers w:val="0"/>
+      </w:pPr>
+      <w:r>
+        <w:t>Cuando tú decides o el sistema sugiere:</w:t>
+      </w:r>
+    </w:p>
+    <w:p>
+      <w:pPr>
+        <w:pStyle w:val="10"/>
+        <w:keepNext w:val="0"/>
+        <w:keepLines w:val="0"/>
+        <w:widowControl/>
+        <w:suppressLineNumbers w:val="0"/>
+      </w:pPr>
+      <w:r>
+        <w:rPr>
+          <w:rStyle w:val="8"/>
+        </w:rPr>
+        <w:t>job + resume version + AI prompt</w:t>
+      </w:r>
+      <w:r>
+        <w:rPr>
+          <w:rStyle w:val="8"/>
+        </w:rPr>
+        <w:br w:type="textWrapping"/>
+      </w:r>
+      <w:r>
+        <w:rPr>
+          <w:rStyle w:val="8"/>
+        </w:rPr>
+        <w:t>↓</w:t>
+      </w:r>
+      <w:r>
+        <w:rPr>
+          <w:rStyle w:val="8"/>
+        </w:rPr>
+        <w:br w:type="textWrapping"/>
+      </w:r>
+      <w:r>
+        <w:rPr>
+          <w:rStyle w:val="8"/>
+        </w:rPr>
+        <w:t>generate ATS resume tailored</w:t>
+      </w:r>
+      <w:r>
+        <w:rPr>
+          <w:rStyle w:val="8"/>
+        </w:rPr>
+        <w:br w:type="textWrapping"/>
+      </w:r>
+      <w:r>
+        <w:rPr>
+          <w:rStyle w:val="8"/>
+        </w:rPr>
+        <w:t>↓</w:t>
+      </w:r>
+      <w:r>
+        <w:rPr>
+          <w:rStyle w:val="8"/>
+        </w:rPr>
+        <w:br w:type="textWrapping"/>
+      </w:r>
+      <w:r>
+        <w:rPr>
+          <w:rStyle w:val="8"/>
+        </w:rPr>
+        <w:t>store in resumes table (versioned)</w:t>
+      </w:r>
+    </w:p>
+    <w:p>
+      <w:pPr>
+        <w:pStyle w:val="11"/>
+        <w:keepNext w:val="0"/>
+        <w:keepLines w:val="0"/>
+        <w:widowControl/>
+        <w:suppressLineNumbers w:val="0"/>
+      </w:pPr>
+      <w:r>
+        <w:t>⚠️ IMPORTANTE:</w:t>
+      </w:r>
+      <w:r>
+        <w:br w:type="textWrapping"/>
+      </w:r>
+      <w:r>
+        <w:t>NO se genera para todos los jobs, solo para shortlist.</w:t>
+      </w:r>
+    </w:p>
+    <w:p>
+      <w:pPr>
+        <w:keepNext w:val="0"/>
+        <w:keepLines w:val="0"/>
+        <w:widowControl/>
+        <w:suppressLineNumbers w:val="0"/>
+      </w:pPr>
+      <w:r>
+        <w:pict>
+          <v:rect id="_x0000_i1034" o:spt="1" style="height:1.5pt;width:432pt;" fillcolor="#A0A0A0" filled="t" stroked="f" coordsize="21600,21600" o:hr="t" o:hrstd="t" o:hralign="center">
+            <v:path/>
+            <v:fill on="t" focussize="0,0"/>
+            <v:stroke on="f"/>
+            <v:imagedata o:title=""/>
+            <o:lock v:ext="edit"/>
+            <w10:wrap type="none"/>
+            <w10:anchorlock/>
+          </v:rect>
+        </w:pict>
+      </w:r>
+    </w:p>
+    <w:p>
+      <w:pPr>
+        <w:pStyle w:val="3"/>
+        <w:keepNext w:val="0"/>
+        <w:keepLines w:val="0"/>
+        <w:widowControl/>
+        <w:suppressLineNumbers w:val="0"/>
+      </w:pPr>
+      <w:r>
+        <w:t>6. HUMAN APPROVAL STEP (CRÍTICO)</w:t>
+      </w:r>
+    </w:p>
+    <w:p>
+      <w:pPr>
+        <w:pStyle w:val="10"/>
+        <w:keepNext w:val="0"/>
+        <w:keepLines w:val="0"/>
+        <w:widowControl/>
+        <w:suppressLineNumbers w:val="0"/>
+      </w:pPr>
+      <w:r>
+        <w:rPr>
+          <w:rStyle w:val="8"/>
+        </w:rPr>
+        <w:t>show job + score + AI resume</w:t>
+      </w:r>
+      <w:r>
+        <w:rPr>
+          <w:rStyle w:val="8"/>
+        </w:rPr>
+        <w:br w:type="textWrapping"/>
+      </w:r>
+      <w:r>
+        <w:rPr>
+          <w:rStyle w:val="8"/>
+        </w:rPr>
+        <w:t>↓</w:t>
+      </w:r>
+      <w:r>
+        <w:rPr>
+          <w:rStyle w:val="8"/>
+        </w:rPr>
+        <w:br w:type="textWrapping"/>
+      </w:r>
+      <w:r>
+        <w:rPr>
+          <w:rStyle w:val="8"/>
+        </w:rPr>
+        <w:t>user decides:</w:t>
+      </w:r>
+      <w:r>
+        <w:rPr>
+          <w:rStyle w:val="8"/>
+        </w:rPr>
+        <w:br w:type="textWrapping"/>
+      </w:r>
+      <w:r>
+        <w:rPr>
+          <w:rStyle w:val="8"/>
+        </w:rPr>
+        <w:t xml:space="preserve">  - apply</w:t>
+      </w:r>
+      <w:r>
+        <w:rPr>
+          <w:rStyle w:val="8"/>
+        </w:rPr>
+        <w:br w:type="textWrapping"/>
+      </w:r>
+      <w:r>
+        <w:rPr>
+          <w:rStyle w:val="8"/>
+        </w:rPr>
+        <w:t xml:space="preserve">  - skip</w:t>
+      </w:r>
+    </w:p>
+    <w:p>
+      <w:pPr>
+        <w:pStyle w:val="11"/>
+        <w:keepNext w:val="0"/>
+        <w:keepLines w:val="0"/>
+        <w:widowControl/>
+        <w:suppressLineNumbers w:val="0"/>
+      </w:pPr>
+      <w:r>
+        <w:t>👉 aquí mantienes control humano</w:t>
+      </w:r>
+    </w:p>
+    <w:p>
+      <w:pPr>
+        <w:keepNext w:val="0"/>
+        <w:keepLines w:val="0"/>
+        <w:widowControl/>
+        <w:suppressLineNumbers w:val="0"/>
+      </w:pPr>
+      <w:r>
+        <w:pict>
+          <v:rect id="_x0000_i1035" o:spt="1" style="height:1.5pt;width:432pt;" fillcolor="#A0A0A0" filled="t" stroked="f" coordsize="21600,21600" o:hr="t" o:hrstd="t" o:hralign="center">
+            <v:path/>
+            <v:fill on="t" focussize="0,0"/>
+            <v:stroke on="f"/>
+            <v:imagedata o:title=""/>
+            <o:lock v:ext="edit"/>
+            <w10:wrap type="none"/>
+            <w10:anchorlock/>
+          </v:rect>
+        </w:pict>
+      </w:r>
+    </w:p>
+    <w:p>
+      <w:pPr>
+        <w:pStyle w:val="3"/>
+        <w:keepNext w:val="0"/>
+        <w:keepLines w:val="0"/>
+        <w:widowControl/>
+        <w:suppressLineNumbers w:val="0"/>
+      </w:pPr>
+      <w:r>
+        <w:t>7. APPLICATION CREATION</w:t>
+      </w:r>
+    </w:p>
+    <w:p>
+      <w:pPr>
+        <w:pStyle w:val="11"/>
+        <w:keepNext w:val="0"/>
+        <w:keepLines w:val="0"/>
+        <w:widowControl/>
+        <w:suppressLineNumbers w:val="0"/>
+      </w:pPr>
+      <w:r>
+        <w:t>Si apruebas:</w:t>
+      </w:r>
+    </w:p>
+    <w:p>
+      <w:pPr>
+        <w:pStyle w:val="10"/>
+        <w:keepNext w:val="0"/>
+        <w:keepLines w:val="0"/>
+        <w:widowControl/>
+        <w:suppressLineNumbers w:val="0"/>
+      </w:pPr>
+      <w:r>
+        <w:rPr>
+          <w:rStyle w:val="8"/>
+        </w:rPr>
+        <w:t>insert into applications:</w:t>
+      </w:r>
+      <w:r>
+        <w:rPr>
+          <w:rStyle w:val="8"/>
+        </w:rPr>
+        <w:br w:type="textWrapping"/>
+      </w:r>
+      <w:r>
+        <w:rPr>
+          <w:rStyle w:val="8"/>
+        </w:rPr>
+        <w:t xml:space="preserve">  job_id</w:t>
+      </w:r>
+      <w:r>
+        <w:rPr>
+          <w:rStyle w:val="8"/>
+        </w:rPr>
+        <w:br w:type="textWrapping"/>
+      </w:r>
+      <w:r>
+        <w:rPr>
+          <w:rStyle w:val="8"/>
+        </w:rPr>
+        <w:t xml:space="preserve">  resume_version_id</w:t>
+      </w:r>
+      <w:r>
+        <w:rPr>
+          <w:rStyle w:val="8"/>
+        </w:rPr>
+        <w:br w:type="textWrapping"/>
+      </w:r>
+      <w:r>
+        <w:rPr>
+          <w:rStyle w:val="8"/>
+        </w:rPr>
+        <w:t xml:space="preserve">  status = "pending_sent"</w:t>
+      </w:r>
+    </w:p>
+    <w:p>
+      <w:pPr>
+        <w:keepNext w:val="0"/>
+        <w:keepLines w:val="0"/>
+        <w:widowControl/>
+        <w:suppressLineNumbers w:val="0"/>
+      </w:pPr>
+      <w:r>
+        <w:pict>
+          <v:rect id="_x0000_i1036" o:spt="1" style="height:1.5pt;width:432pt;" fillcolor="#A0A0A0" filled="t" stroked="f" coordsize="21600,21600" o:hr="t" o:hrstd="t" o:hralign="center">
+            <v:path/>
+            <v:fill on="t" focussize="0,0"/>
+            <v:stroke on="f"/>
+            <v:imagedata o:title=""/>
+            <o:lock v:ext="edit"/>
+            <w10:wrap type="none"/>
+            <w10:anchorlock/>
+          </v:rect>
+        </w:pict>
+      </w:r>
+    </w:p>
+    <w:p>
+      <w:pPr>
+        <w:pStyle w:val="3"/>
+        <w:keepNext w:val="0"/>
+        <w:keepLines w:val="0"/>
+        <w:widowControl/>
+        <w:suppressLineNumbers w:val="0"/>
+      </w:pPr>
+      <w:r>
+        <w:t>8. (FUTURO) AUTO-APPLY (opcional)</w:t>
+      </w:r>
+    </w:p>
+    <w:p>
+      <w:pPr>
+        <w:pStyle w:val="11"/>
+        <w:keepNext w:val="0"/>
+        <w:keepLines w:val="0"/>
+        <w:widowControl/>
+        <w:suppressLineNumbers w:val="0"/>
+      </w:pPr>
+      <w:r>
+        <w:t>Luego puedes automatizar:</w:t>
+      </w:r>
+    </w:p>
+    <w:p>
+      <w:pPr>
+        <w:keepNext w:val="0"/>
+        <w:keepLines w:val="0"/>
+        <w:widowControl/>
+        <w:numPr>
+          <w:ilvl w:val="0"/>
+          <w:numId w:val="19"/>
+        </w:numPr>
+        <w:suppressLineNumbers w:val="0"/>
+        <w:spacing w:before="0" w:beforeAutospacing="1" w:after="0" w:afterAutospacing="1"/>
+        <w:ind w:left="720" w:hanging="360"/>
+      </w:pPr>
+      <w:r>
+        <w:t xml:space="preserve">envío email </w:t>
+      </w:r>
+    </w:p>
+    <w:p>
+      <w:pPr>
+        <w:keepNext w:val="0"/>
+        <w:keepLines w:val="0"/>
+        <w:widowControl/>
+        <w:numPr>
+          <w:ilvl w:val="0"/>
+          <w:numId w:val="19"/>
+        </w:numPr>
+        <w:suppressLineNumbers w:val="0"/>
+        <w:spacing w:before="0" w:beforeAutospacing="1" w:after="0" w:afterAutospacing="1"/>
+        <w:ind w:left="720" w:hanging="360"/>
+      </w:pPr>
+      <w:r>
+        <w:t xml:space="preserve">apply via API </w:t>
+      </w:r>
+    </w:p>
+    <w:p>
+      <w:pPr>
+        <w:keepNext w:val="0"/>
+        <w:keepLines w:val="0"/>
+        <w:widowControl/>
+        <w:numPr>
+          <w:ilvl w:val="0"/>
+          <w:numId w:val="19"/>
+        </w:numPr>
+        <w:suppressLineNumbers w:val="0"/>
+        <w:spacing w:before="0" w:beforeAutospacing="1" w:after="0" w:afterAutospacing="1"/>
+        <w:ind w:left="720" w:hanging="360"/>
+      </w:pPr>
+      <w:r>
+        <w:t xml:space="preserve">scraping forms </w:t>
+      </w:r>
+    </w:p>
+    <w:p>
+      <w:pPr>
+        <w:pStyle w:val="11"/>
+        <w:keepNext w:val="0"/>
+        <w:keepLines w:val="0"/>
+        <w:widowControl/>
+        <w:suppressLineNumbers w:val="0"/>
+      </w:pPr>
+      <w:r>
+        <w:t>Pero esto es FASE 2</w:t>
       </w:r>
     </w:p>
     <w:p>
@@ -2886,36 +4109,710 @@
           <w:rFonts w:hint="default"/>
         </w:rPr>
       </w:pPr>
-      <w:r>
-        <w:rPr>
-          <w:rFonts w:hint="default"/>
-        </w:rPr>
-        <w:t>ALTER TABLE applications</w:t>
-      </w:r>
-    </w:p>
-    <w:p>
-      <w:pPr>
-        <w:keepNext w:val="0"/>
-        <w:keepLines w:val="0"/>
-        <w:widowControl/>
-        <w:numPr>
-          <w:ilvl w:val="0"/>
-          <w:numId w:val="0"/>
-        </w:numPr>
-        <w:suppressLineNumbers w:val="0"/>
-        <w:tabs>
-          <w:tab w:val="left" w:pos="720"/>
-        </w:tabs>
-        <w:spacing w:before="0" w:beforeAutospacing="1" w:after="0" w:afterAutospacing="1"/>
-      </w:pPr>
-      <w:r>
-        <w:rPr>
-          <w:rFonts w:hint="default"/>
-        </w:rPr>
-        <w:t>ADD UNIQUE KEY unique_job (job_id);</w:t>
-      </w:r>
       <w:bookmarkStart w:id="0" w:name="_GoBack"/>
       <w:bookmarkEnd w:id="0"/>
+    </w:p>
+    <w:p>
+      <w:pPr>
+        <w:keepNext w:val="0"/>
+        <w:keepLines w:val="0"/>
+        <w:widowControl/>
+        <w:numPr>
+          <w:ilvl w:val="0"/>
+          <w:numId w:val="0"/>
+        </w:numPr>
+        <w:suppressLineNumbers w:val="0"/>
+        <w:tabs>
+          <w:tab w:val="left" w:pos="720"/>
+        </w:tabs>
+        <w:spacing w:before="0" w:beforeAutospacing="1" w:after="0" w:afterAutospacing="1"/>
+        <w:rPr>
+          <w:rFonts w:hint="default"/>
+          <w:lang w:val="es-ES"/>
+        </w:rPr>
+      </w:pPr>
+      <w:r>
+        <w:rPr>
+          <w:rFonts w:hint="default"/>
+          <w:lang w:val="es-ES"/>
+        </w:rPr>
+        <w:t xml:space="preserve">Flujo Final </w:t>
+      </w:r>
+    </w:p>
+    <w:p>
+      <w:pPr>
+        <w:keepNext w:val="0"/>
+        <w:keepLines w:val="0"/>
+        <w:widowControl/>
+        <w:numPr>
+          <w:ilvl w:val="0"/>
+          <w:numId w:val="0"/>
+        </w:numPr>
+        <w:suppressLineNumbers w:val="0"/>
+        <w:tabs>
+          <w:tab w:val="left" w:pos="720"/>
+        </w:tabs>
+        <w:spacing w:before="0" w:beforeAutospacing="1" w:after="0" w:afterAutospacing="1"/>
+        <w:rPr>
+          <w:rFonts w:hint="default"/>
+        </w:rPr>
+      </w:pPr>
+      <w:r>
+        <w:rPr>
+          <w:rFonts w:hint="default"/>
+        </w:rPr>
+        <w:t xml:space="preserve">        ┌──────────────┐</w:t>
+      </w:r>
+    </w:p>
+    <w:p>
+      <w:pPr>
+        <w:keepNext w:val="0"/>
+        <w:keepLines w:val="0"/>
+        <w:widowControl/>
+        <w:numPr>
+          <w:ilvl w:val="0"/>
+          <w:numId w:val="0"/>
+        </w:numPr>
+        <w:suppressLineNumbers w:val="0"/>
+        <w:tabs>
+          <w:tab w:val="left" w:pos="720"/>
+        </w:tabs>
+        <w:spacing w:before="0" w:beforeAutospacing="1" w:after="0" w:afterAutospacing="1"/>
+        <w:rPr>
+          <w:rFonts w:hint="default"/>
+        </w:rPr>
+      </w:pPr>
+      <w:r>
+        <w:rPr>
+          <w:rFonts w:hint="default"/>
+        </w:rPr>
+        <w:t xml:space="preserve">        │  JOB SCRAPER │</w:t>
+      </w:r>
+    </w:p>
+    <w:p>
+      <w:pPr>
+        <w:keepNext w:val="0"/>
+        <w:keepLines w:val="0"/>
+        <w:widowControl/>
+        <w:numPr>
+          <w:ilvl w:val="0"/>
+          <w:numId w:val="0"/>
+        </w:numPr>
+        <w:suppressLineNumbers w:val="0"/>
+        <w:tabs>
+          <w:tab w:val="left" w:pos="720"/>
+        </w:tabs>
+        <w:spacing w:before="0" w:beforeAutospacing="1" w:after="0" w:afterAutospacing="1"/>
+        <w:rPr>
+          <w:rFonts w:hint="default"/>
+        </w:rPr>
+      </w:pPr>
+      <w:r>
+        <w:rPr>
+          <w:rFonts w:hint="default"/>
+        </w:rPr>
+        <w:t xml:space="preserve">        └──────┬───────┘</w:t>
+      </w:r>
+    </w:p>
+    <w:p>
+      <w:pPr>
+        <w:keepNext w:val="0"/>
+        <w:keepLines w:val="0"/>
+        <w:widowControl/>
+        <w:numPr>
+          <w:ilvl w:val="0"/>
+          <w:numId w:val="0"/>
+        </w:numPr>
+        <w:suppressLineNumbers w:val="0"/>
+        <w:tabs>
+          <w:tab w:val="left" w:pos="720"/>
+        </w:tabs>
+        <w:spacing w:before="0" w:beforeAutospacing="1" w:after="0" w:afterAutospacing="1"/>
+        <w:rPr>
+          <w:rFonts w:hint="default"/>
+        </w:rPr>
+      </w:pPr>
+      <w:r>
+        <w:rPr>
+          <w:rFonts w:hint="default"/>
+        </w:rPr>
+        <w:t xml:space="preserve">               ↓</w:t>
+      </w:r>
+    </w:p>
+    <w:p>
+      <w:pPr>
+        <w:keepNext w:val="0"/>
+        <w:keepLines w:val="0"/>
+        <w:widowControl/>
+        <w:numPr>
+          <w:ilvl w:val="0"/>
+          <w:numId w:val="0"/>
+        </w:numPr>
+        <w:suppressLineNumbers w:val="0"/>
+        <w:tabs>
+          <w:tab w:val="left" w:pos="720"/>
+        </w:tabs>
+        <w:spacing w:before="0" w:beforeAutospacing="1" w:after="0" w:afterAutospacing="1"/>
+        <w:rPr>
+          <w:rFonts w:hint="default"/>
+        </w:rPr>
+      </w:pPr>
+      <w:r>
+        <w:rPr>
+          <w:rFonts w:hint="default"/>
+        </w:rPr>
+        <w:t xml:space="preserve">        ┌──────────────┐</w:t>
+      </w:r>
+    </w:p>
+    <w:p>
+      <w:pPr>
+        <w:keepNext w:val="0"/>
+        <w:keepLines w:val="0"/>
+        <w:widowControl/>
+        <w:numPr>
+          <w:ilvl w:val="0"/>
+          <w:numId w:val="0"/>
+        </w:numPr>
+        <w:suppressLineNumbers w:val="0"/>
+        <w:tabs>
+          <w:tab w:val="left" w:pos="720"/>
+        </w:tabs>
+        <w:spacing w:before="0" w:beforeAutospacing="1" w:after="0" w:afterAutospacing="1"/>
+        <w:rPr>
+          <w:rFonts w:hint="default"/>
+        </w:rPr>
+      </w:pPr>
+      <w:r>
+        <w:rPr>
+          <w:rFonts w:hint="default"/>
+        </w:rPr>
+        <w:t xml:space="preserve">        │    jobs      │  (raw data)</w:t>
+      </w:r>
+    </w:p>
+    <w:p>
+      <w:pPr>
+        <w:keepNext w:val="0"/>
+        <w:keepLines w:val="0"/>
+        <w:widowControl/>
+        <w:numPr>
+          <w:ilvl w:val="0"/>
+          <w:numId w:val="0"/>
+        </w:numPr>
+        <w:suppressLineNumbers w:val="0"/>
+        <w:tabs>
+          <w:tab w:val="left" w:pos="720"/>
+        </w:tabs>
+        <w:spacing w:before="0" w:beforeAutospacing="1" w:after="0" w:afterAutospacing="1"/>
+        <w:rPr>
+          <w:rFonts w:hint="default"/>
+        </w:rPr>
+      </w:pPr>
+      <w:r>
+        <w:rPr>
+          <w:rFonts w:hint="default"/>
+        </w:rPr>
+        <w:t xml:space="preserve">        └──────┬───────┘</w:t>
+      </w:r>
+    </w:p>
+    <w:p>
+      <w:pPr>
+        <w:keepNext w:val="0"/>
+        <w:keepLines w:val="0"/>
+        <w:widowControl/>
+        <w:numPr>
+          <w:ilvl w:val="0"/>
+          <w:numId w:val="0"/>
+        </w:numPr>
+        <w:suppressLineNumbers w:val="0"/>
+        <w:tabs>
+          <w:tab w:val="left" w:pos="720"/>
+        </w:tabs>
+        <w:spacing w:before="0" w:beforeAutospacing="1" w:after="0" w:afterAutospacing="1"/>
+        <w:rPr>
+          <w:rFonts w:hint="default"/>
+        </w:rPr>
+      </w:pPr>
+      <w:r>
+        <w:rPr>
+          <w:rFonts w:hint="default"/>
+        </w:rPr>
+        <w:t xml:space="preserve">               ↓</w:t>
+      </w:r>
+    </w:p>
+    <w:p>
+      <w:pPr>
+        <w:keepNext w:val="0"/>
+        <w:keepLines w:val="0"/>
+        <w:widowControl/>
+        <w:numPr>
+          <w:ilvl w:val="0"/>
+          <w:numId w:val="0"/>
+        </w:numPr>
+        <w:suppressLineNumbers w:val="0"/>
+        <w:tabs>
+          <w:tab w:val="left" w:pos="720"/>
+        </w:tabs>
+        <w:spacing w:before="0" w:beforeAutospacing="1" w:after="0" w:afterAutospacing="1"/>
+        <w:rPr>
+          <w:rFonts w:hint="default"/>
+        </w:rPr>
+      </w:pPr>
+      <w:r>
+        <w:rPr>
+          <w:rFonts w:hint="default"/>
+        </w:rPr>
+        <w:t xml:space="preserve">        ┌──────────────┐</w:t>
+      </w:r>
+    </w:p>
+    <w:p>
+      <w:pPr>
+        <w:keepNext w:val="0"/>
+        <w:keepLines w:val="0"/>
+        <w:widowControl/>
+        <w:numPr>
+          <w:ilvl w:val="0"/>
+          <w:numId w:val="0"/>
+        </w:numPr>
+        <w:suppressLineNumbers w:val="0"/>
+        <w:tabs>
+          <w:tab w:val="left" w:pos="720"/>
+        </w:tabs>
+        <w:spacing w:before="0" w:beforeAutospacing="1" w:after="0" w:afterAutospacing="1"/>
+        <w:rPr>
+          <w:rFonts w:hint="default"/>
+        </w:rPr>
+      </w:pPr>
+      <w:r>
+        <w:rPr>
+          <w:rFonts w:hint="default"/>
+        </w:rPr>
+        <w:t xml:space="preserve">        │ AI SCORING   │</w:t>
+      </w:r>
+    </w:p>
+    <w:p>
+      <w:pPr>
+        <w:keepNext w:val="0"/>
+        <w:keepLines w:val="0"/>
+        <w:widowControl/>
+        <w:numPr>
+          <w:ilvl w:val="0"/>
+          <w:numId w:val="0"/>
+        </w:numPr>
+        <w:suppressLineNumbers w:val="0"/>
+        <w:tabs>
+          <w:tab w:val="left" w:pos="720"/>
+        </w:tabs>
+        <w:spacing w:before="0" w:beforeAutospacing="1" w:after="0" w:afterAutospacing="1"/>
+        <w:rPr>
+          <w:rFonts w:hint="default"/>
+        </w:rPr>
+      </w:pPr>
+      <w:r>
+        <w:rPr>
+          <w:rFonts w:hint="default"/>
+        </w:rPr>
+        <w:t xml:space="preserve">        └──────┬───────┘</w:t>
+      </w:r>
+    </w:p>
+    <w:p>
+      <w:pPr>
+        <w:keepNext w:val="0"/>
+        <w:keepLines w:val="0"/>
+        <w:widowControl/>
+        <w:numPr>
+          <w:ilvl w:val="0"/>
+          <w:numId w:val="0"/>
+        </w:numPr>
+        <w:suppressLineNumbers w:val="0"/>
+        <w:tabs>
+          <w:tab w:val="left" w:pos="720"/>
+        </w:tabs>
+        <w:spacing w:before="0" w:beforeAutospacing="1" w:after="0" w:afterAutospacing="1"/>
+        <w:rPr>
+          <w:rFonts w:hint="default"/>
+        </w:rPr>
+      </w:pPr>
+      <w:r>
+        <w:rPr>
+          <w:rFonts w:hint="default"/>
+        </w:rPr>
+        <w:t xml:space="preserve">               ↓</w:t>
+      </w:r>
+    </w:p>
+    <w:p>
+      <w:pPr>
+        <w:keepNext w:val="0"/>
+        <w:keepLines w:val="0"/>
+        <w:widowControl/>
+        <w:numPr>
+          <w:ilvl w:val="0"/>
+          <w:numId w:val="0"/>
+        </w:numPr>
+        <w:suppressLineNumbers w:val="0"/>
+        <w:tabs>
+          <w:tab w:val="left" w:pos="720"/>
+        </w:tabs>
+        <w:spacing w:before="0" w:beforeAutospacing="1" w:after="0" w:afterAutospacing="1"/>
+        <w:rPr>
+          <w:rFonts w:hint="default"/>
+        </w:rPr>
+      </w:pPr>
+      <w:r>
+        <w:rPr>
+          <w:rFonts w:hint="default"/>
+        </w:rPr>
+        <w:t xml:space="preserve">        ┌──────────────┐</w:t>
+      </w:r>
+    </w:p>
+    <w:p>
+      <w:pPr>
+        <w:keepNext w:val="0"/>
+        <w:keepLines w:val="0"/>
+        <w:widowControl/>
+        <w:numPr>
+          <w:ilvl w:val="0"/>
+          <w:numId w:val="0"/>
+        </w:numPr>
+        <w:suppressLineNumbers w:val="0"/>
+        <w:tabs>
+          <w:tab w:val="left" w:pos="720"/>
+        </w:tabs>
+        <w:spacing w:before="0" w:beforeAutospacing="1" w:after="0" w:afterAutospacing="1"/>
+        <w:rPr>
+          <w:rFonts w:hint="default"/>
+        </w:rPr>
+      </w:pPr>
+      <w:r>
+        <w:rPr>
+          <w:rFonts w:hint="default"/>
+        </w:rPr>
+        <w:t xml:space="preserve">        │ job_scores   │</w:t>
+      </w:r>
+    </w:p>
+    <w:p>
+      <w:pPr>
+        <w:keepNext w:val="0"/>
+        <w:keepLines w:val="0"/>
+        <w:widowControl/>
+        <w:numPr>
+          <w:ilvl w:val="0"/>
+          <w:numId w:val="0"/>
+        </w:numPr>
+        <w:suppressLineNumbers w:val="0"/>
+        <w:tabs>
+          <w:tab w:val="left" w:pos="720"/>
+        </w:tabs>
+        <w:spacing w:before="0" w:beforeAutospacing="1" w:after="0" w:afterAutospacing="1"/>
+        <w:rPr>
+          <w:rFonts w:hint="default"/>
+        </w:rPr>
+      </w:pPr>
+      <w:r>
+        <w:rPr>
+          <w:rFonts w:hint="default"/>
+        </w:rPr>
+        <w:t xml:space="preserve">        └──────┬───────┘</w:t>
+      </w:r>
+    </w:p>
+    <w:p>
+      <w:pPr>
+        <w:keepNext w:val="0"/>
+        <w:keepLines w:val="0"/>
+        <w:widowControl/>
+        <w:numPr>
+          <w:ilvl w:val="0"/>
+          <w:numId w:val="0"/>
+        </w:numPr>
+        <w:suppressLineNumbers w:val="0"/>
+        <w:tabs>
+          <w:tab w:val="left" w:pos="720"/>
+        </w:tabs>
+        <w:spacing w:before="0" w:beforeAutospacing="1" w:after="0" w:afterAutospacing="1"/>
+        <w:rPr>
+          <w:rFonts w:hint="default"/>
+        </w:rPr>
+      </w:pPr>
+      <w:r>
+        <w:rPr>
+          <w:rFonts w:hint="default"/>
+        </w:rPr>
+        <w:t xml:space="preserve">               ↓</w:t>
+      </w:r>
+    </w:p>
+    <w:p>
+      <w:pPr>
+        <w:keepNext w:val="0"/>
+        <w:keepLines w:val="0"/>
+        <w:widowControl/>
+        <w:numPr>
+          <w:ilvl w:val="0"/>
+          <w:numId w:val="0"/>
+        </w:numPr>
+        <w:suppressLineNumbers w:val="0"/>
+        <w:tabs>
+          <w:tab w:val="left" w:pos="720"/>
+        </w:tabs>
+        <w:spacing w:before="0" w:beforeAutospacing="1" w:after="0" w:afterAutospacing="1"/>
+        <w:rPr>
+          <w:rFonts w:hint="default"/>
+        </w:rPr>
+      </w:pPr>
+      <w:r>
+        <w:rPr>
+          <w:rFonts w:hint="default"/>
+        </w:rPr>
+        <w:t xml:space="preserve">        ┌──────────────┐</w:t>
+      </w:r>
+    </w:p>
+    <w:p>
+      <w:pPr>
+        <w:keepNext w:val="0"/>
+        <w:keepLines w:val="0"/>
+        <w:widowControl/>
+        <w:numPr>
+          <w:ilvl w:val="0"/>
+          <w:numId w:val="0"/>
+        </w:numPr>
+        <w:suppressLineNumbers w:val="0"/>
+        <w:tabs>
+          <w:tab w:val="left" w:pos="720"/>
+        </w:tabs>
+        <w:spacing w:before="0" w:beforeAutospacing="1" w:after="0" w:afterAutospacing="1"/>
+        <w:rPr>
+          <w:rFonts w:hint="default"/>
+        </w:rPr>
+      </w:pPr>
+      <w:r>
+        <w:rPr>
+          <w:rFonts w:hint="default"/>
+        </w:rPr>
+        <w:t xml:space="preserve">        │ SHORTLIST    │</w:t>
+      </w:r>
+    </w:p>
+    <w:p>
+      <w:pPr>
+        <w:keepNext w:val="0"/>
+        <w:keepLines w:val="0"/>
+        <w:widowControl/>
+        <w:numPr>
+          <w:ilvl w:val="0"/>
+          <w:numId w:val="0"/>
+        </w:numPr>
+        <w:suppressLineNumbers w:val="0"/>
+        <w:tabs>
+          <w:tab w:val="left" w:pos="720"/>
+        </w:tabs>
+        <w:spacing w:before="0" w:beforeAutospacing="1" w:after="0" w:afterAutospacing="1"/>
+        <w:rPr>
+          <w:rFonts w:hint="default"/>
+        </w:rPr>
+      </w:pPr>
+      <w:r>
+        <w:rPr>
+          <w:rFonts w:hint="default"/>
+        </w:rPr>
+        <w:t xml:space="preserve">        └──────┬───────┘</w:t>
+      </w:r>
+    </w:p>
+    <w:p>
+      <w:pPr>
+        <w:keepNext w:val="0"/>
+        <w:keepLines w:val="0"/>
+        <w:widowControl/>
+        <w:numPr>
+          <w:ilvl w:val="0"/>
+          <w:numId w:val="0"/>
+        </w:numPr>
+        <w:suppressLineNumbers w:val="0"/>
+        <w:tabs>
+          <w:tab w:val="left" w:pos="720"/>
+        </w:tabs>
+        <w:spacing w:before="0" w:beforeAutospacing="1" w:after="0" w:afterAutospacing="1"/>
+        <w:rPr>
+          <w:rFonts w:hint="default"/>
+        </w:rPr>
+      </w:pPr>
+      <w:r>
+        <w:rPr>
+          <w:rFonts w:hint="default"/>
+        </w:rPr>
+        <w:t xml:space="preserve">               ↓</w:t>
+      </w:r>
+    </w:p>
+    <w:p>
+      <w:pPr>
+        <w:keepNext w:val="0"/>
+        <w:keepLines w:val="0"/>
+        <w:widowControl/>
+        <w:numPr>
+          <w:ilvl w:val="0"/>
+          <w:numId w:val="0"/>
+        </w:numPr>
+        <w:suppressLineNumbers w:val="0"/>
+        <w:tabs>
+          <w:tab w:val="left" w:pos="720"/>
+        </w:tabs>
+        <w:spacing w:before="0" w:beforeAutospacing="1" w:after="0" w:afterAutospacing="1"/>
+        <w:rPr>
+          <w:rFonts w:hint="default"/>
+        </w:rPr>
+      </w:pPr>
+      <w:r>
+        <w:rPr>
+          <w:rFonts w:hint="default"/>
+        </w:rPr>
+        <w:t xml:space="preserve">        ┌──────────────┐</w:t>
+      </w:r>
+    </w:p>
+    <w:p>
+      <w:pPr>
+        <w:keepNext w:val="0"/>
+        <w:keepLines w:val="0"/>
+        <w:widowControl/>
+        <w:numPr>
+          <w:ilvl w:val="0"/>
+          <w:numId w:val="0"/>
+        </w:numPr>
+        <w:suppressLineNumbers w:val="0"/>
+        <w:tabs>
+          <w:tab w:val="left" w:pos="720"/>
+        </w:tabs>
+        <w:spacing w:before="0" w:beforeAutospacing="1" w:after="0" w:afterAutospacing="1"/>
+        <w:rPr>
+          <w:rFonts w:hint="default"/>
+        </w:rPr>
+      </w:pPr>
+      <w:r>
+        <w:rPr>
+          <w:rFonts w:hint="default"/>
+        </w:rPr>
+        <w:t xml:space="preserve">        │ ATS RESUME   │</w:t>
+      </w:r>
+    </w:p>
+    <w:p>
+      <w:pPr>
+        <w:keepNext w:val="0"/>
+        <w:keepLines w:val="0"/>
+        <w:widowControl/>
+        <w:numPr>
+          <w:ilvl w:val="0"/>
+          <w:numId w:val="0"/>
+        </w:numPr>
+        <w:suppressLineNumbers w:val="0"/>
+        <w:tabs>
+          <w:tab w:val="left" w:pos="720"/>
+        </w:tabs>
+        <w:spacing w:before="0" w:beforeAutospacing="1" w:after="0" w:afterAutospacing="1"/>
+        <w:rPr>
+          <w:rFonts w:hint="default"/>
+        </w:rPr>
+      </w:pPr>
+      <w:r>
+        <w:rPr>
+          <w:rFonts w:hint="default"/>
+        </w:rPr>
+        <w:t xml:space="preserve">        └──────┬───────┘</w:t>
+      </w:r>
+    </w:p>
+    <w:p>
+      <w:pPr>
+        <w:keepNext w:val="0"/>
+        <w:keepLines w:val="0"/>
+        <w:widowControl/>
+        <w:numPr>
+          <w:ilvl w:val="0"/>
+          <w:numId w:val="0"/>
+        </w:numPr>
+        <w:suppressLineNumbers w:val="0"/>
+        <w:tabs>
+          <w:tab w:val="left" w:pos="720"/>
+        </w:tabs>
+        <w:spacing w:before="0" w:beforeAutospacing="1" w:after="0" w:afterAutospacing="1"/>
+        <w:rPr>
+          <w:rFonts w:hint="default"/>
+        </w:rPr>
+      </w:pPr>
+      <w:r>
+        <w:rPr>
+          <w:rFonts w:hint="default"/>
+        </w:rPr>
+        <w:t xml:space="preserve">               ↓</w:t>
+      </w:r>
+    </w:p>
+    <w:p>
+      <w:pPr>
+        <w:keepNext w:val="0"/>
+        <w:keepLines w:val="0"/>
+        <w:widowControl/>
+        <w:numPr>
+          <w:ilvl w:val="0"/>
+          <w:numId w:val="0"/>
+        </w:numPr>
+        <w:suppressLineNumbers w:val="0"/>
+        <w:tabs>
+          <w:tab w:val="left" w:pos="720"/>
+        </w:tabs>
+        <w:spacing w:before="0" w:beforeAutospacing="1" w:after="0" w:afterAutospacing="1"/>
+        <w:rPr>
+          <w:rFonts w:hint="default"/>
+        </w:rPr>
+      </w:pPr>
+      <w:r>
+        <w:rPr>
+          <w:rFonts w:hint="default"/>
+        </w:rPr>
+        <w:t xml:space="preserve">        ┌──────────────┐</w:t>
+      </w:r>
+    </w:p>
+    <w:p>
+      <w:pPr>
+        <w:keepNext w:val="0"/>
+        <w:keepLines w:val="0"/>
+        <w:widowControl/>
+        <w:numPr>
+          <w:ilvl w:val="0"/>
+          <w:numId w:val="0"/>
+        </w:numPr>
+        <w:suppressLineNumbers w:val="0"/>
+        <w:tabs>
+          <w:tab w:val="left" w:pos="720"/>
+        </w:tabs>
+        <w:spacing w:before="0" w:beforeAutospacing="1" w:after="0" w:afterAutospacing="1"/>
+        <w:rPr>
+          <w:rFonts w:hint="default"/>
+        </w:rPr>
+      </w:pPr>
+      <w:r>
+        <w:rPr>
+          <w:rFonts w:hint="default"/>
+        </w:rPr>
+        <w:t xml:space="preserve">        │ applications │</w:t>
+      </w:r>
+    </w:p>
+    <w:p>
+      <w:pPr>
+        <w:keepNext w:val="0"/>
+        <w:keepLines w:val="0"/>
+        <w:widowControl/>
+        <w:numPr>
+          <w:ilvl w:val="0"/>
+          <w:numId w:val="0"/>
+        </w:numPr>
+        <w:suppressLineNumbers w:val="0"/>
+        <w:tabs>
+          <w:tab w:val="left" w:pos="720"/>
+        </w:tabs>
+        <w:spacing w:before="0" w:beforeAutospacing="1" w:after="0" w:afterAutospacing="1"/>
+        <w:rPr>
+          <w:rFonts w:hint="default"/>
+        </w:rPr>
+      </w:pPr>
+      <w:r>
+        <w:rPr>
+          <w:rFonts w:hint="default"/>
+        </w:rPr>
+        <w:t xml:space="preserve">        └──────────────┘</w:t>
+      </w:r>
     </w:p>
     <w:p>
       <w:pPr>
@@ -3091,6 +4988,155 @@
     </w:lvl>
   </w:abstractNum>
   <w:abstractNum w:abstractNumId="1">
+    <w:nsid w:val="8065ADDF"/>
+    <w:multiLevelType w:val="multilevel"/>
+    <w:tmpl w:val="8065ADDF"/>
+    <w:lvl w:ilvl="0" w:tentative="0">
+      <w:start w:val="1"/>
+      <w:numFmt w:val="bullet"/>
+      <w:lvlText w:val=""/>
+      <w:lvlJc w:val="left"/>
+      <w:pPr>
+        <w:tabs>
+          <w:tab w:val="left" w:pos="720"/>
+        </w:tabs>
+        <w:ind w:left="720" w:hanging="360"/>
+      </w:pPr>
+      <w:rPr>
+        <w:rFonts w:hint="default" w:ascii="Symbol" w:hAnsi="Symbol" w:cs="Symbol"/>
+        <w:sz w:val="20"/>
+      </w:rPr>
+    </w:lvl>
+    <w:lvl w:ilvl="1" w:tentative="0">
+      <w:start w:val="1"/>
+      <w:numFmt w:val="bullet"/>
+      <w:lvlText w:val="o"/>
+      <w:lvlJc w:val="left"/>
+      <w:pPr>
+        <w:tabs>
+          <w:tab w:val="left" w:pos="1440"/>
+        </w:tabs>
+        <w:ind w:left="1440" w:hanging="360"/>
+      </w:pPr>
+      <w:rPr>
+        <w:rFonts w:hint="default" w:ascii="Courier New" w:hAnsi="Courier New" w:cs="Courier New"/>
+        <w:sz w:val="20"/>
+      </w:rPr>
+    </w:lvl>
+    <w:lvl w:ilvl="2" w:tentative="0">
+      <w:start w:val="1"/>
+      <w:numFmt w:val="bullet"/>
+      <w:lvlText w:val=""/>
+      <w:lvlJc w:val="left"/>
+      <w:pPr>
+        <w:tabs>
+          <w:tab w:val="left" w:pos="2160"/>
+        </w:tabs>
+        <w:ind w:left="2160" w:hanging="360"/>
+      </w:pPr>
+      <w:rPr>
+        <w:rFonts w:hint="default" w:ascii="Wingdings" w:hAnsi="Wingdings" w:cs="Wingdings"/>
+        <w:sz w:val="20"/>
+      </w:rPr>
+    </w:lvl>
+    <w:lvl w:ilvl="3" w:tentative="0">
+      <w:start w:val="1"/>
+      <w:numFmt w:val="bullet"/>
+      <w:lvlText w:val=""/>
+      <w:lvlJc w:val="left"/>
+      <w:pPr>
+        <w:tabs>
+          <w:tab w:val="left" w:pos="2880"/>
+        </w:tabs>
+        <w:ind w:left="2880" w:hanging="360"/>
+      </w:pPr>
+      <w:rPr>
+        <w:rFonts w:hint="default" w:ascii="Wingdings" w:hAnsi="Wingdings" w:cs="Wingdings"/>
+        <w:sz w:val="20"/>
+      </w:rPr>
+    </w:lvl>
+    <w:lvl w:ilvl="4" w:tentative="0">
+      <w:start w:val="1"/>
+      <w:numFmt w:val="bullet"/>
+      <w:lvlText w:val=""/>
+      <w:lvlJc w:val="left"/>
+      <w:pPr>
+        <w:tabs>
+          <w:tab w:val="left" w:pos="3600"/>
+        </w:tabs>
+        <w:ind w:left="3600" w:hanging="360"/>
+      </w:pPr>
+      <w:rPr>
+        <w:rFonts w:hint="default" w:ascii="Wingdings" w:hAnsi="Wingdings" w:cs="Wingdings"/>
+        <w:sz w:val="20"/>
+      </w:rPr>
+    </w:lvl>
+    <w:lvl w:ilvl="5" w:tentative="0">
+      <w:start w:val="1"/>
+      <w:numFmt w:val="bullet"/>
+      <w:lvlText w:val=""/>
+      <w:lvlJc w:val="left"/>
+      <w:pPr>
+        <w:tabs>
+          <w:tab w:val="left" w:pos="4320"/>
+        </w:tabs>
+        <w:ind w:left="4320" w:hanging="360"/>
+      </w:pPr>
+      <w:rPr>
+        <w:rFonts w:hint="default" w:ascii="Wingdings" w:hAnsi="Wingdings" w:cs="Wingdings"/>
+        <w:sz w:val="20"/>
+      </w:rPr>
+    </w:lvl>
+    <w:lvl w:ilvl="6" w:tentative="0">
+      <w:start w:val="1"/>
+      <w:numFmt w:val="bullet"/>
+      <w:lvlText w:val=""/>
+      <w:lvlJc w:val="left"/>
+      <w:pPr>
+        <w:tabs>
+          <w:tab w:val="left" w:pos="5040"/>
+        </w:tabs>
+        <w:ind w:left="5040" w:hanging="360"/>
+      </w:pPr>
+      <w:rPr>
+        <w:rFonts w:hint="default" w:ascii="Wingdings" w:hAnsi="Wingdings" w:cs="Wingdings"/>
+        <w:sz w:val="20"/>
+      </w:rPr>
+    </w:lvl>
+    <w:lvl w:ilvl="7" w:tentative="0">
+      <w:start w:val="1"/>
+      <w:numFmt w:val="bullet"/>
+      <w:lvlText w:val=""/>
+      <w:lvlJc w:val="left"/>
+      <w:pPr>
+        <w:tabs>
+          <w:tab w:val="left" w:pos="5760"/>
+        </w:tabs>
+        <w:ind w:left="5760" w:hanging="360"/>
+      </w:pPr>
+      <w:rPr>
+        <w:rFonts w:hint="default" w:ascii="Wingdings" w:hAnsi="Wingdings" w:cs="Wingdings"/>
+        <w:sz w:val="20"/>
+      </w:rPr>
+    </w:lvl>
+    <w:lvl w:ilvl="8" w:tentative="0">
+      <w:start w:val="1"/>
+      <w:numFmt w:val="bullet"/>
+      <w:lvlText w:val=""/>
+      <w:lvlJc w:val="left"/>
+      <w:pPr>
+        <w:tabs>
+          <w:tab w:val="left" w:pos="6480"/>
+        </w:tabs>
+        <w:ind w:left="6480" w:hanging="360"/>
+      </w:pPr>
+      <w:rPr>
+        <w:rFonts w:hint="default" w:ascii="Wingdings" w:hAnsi="Wingdings" w:cs="Wingdings"/>
+        <w:sz w:val="20"/>
+      </w:rPr>
+    </w:lvl>
+  </w:abstractNum>
+  <w:abstractNum w:abstractNumId="2">
     <w:nsid w:val="95338834"/>
     <w:multiLevelType w:val="multilevel"/>
     <w:tmpl w:val="95338834"/>
@@ -3239,7 +5285,7 @@
       </w:rPr>
     </w:lvl>
   </w:abstractNum>
-  <w:abstractNum w:abstractNumId="2">
+  <w:abstractNum w:abstractNumId="3">
     <w:nsid w:val="BB7C6F01"/>
     <w:multiLevelType w:val="multilevel"/>
     <w:tmpl w:val="BB7C6F01"/>
@@ -3388,7 +5434,7 @@
       </w:rPr>
     </w:lvl>
   </w:abstractNum>
-  <w:abstractNum w:abstractNumId="3">
+  <w:abstractNum w:abstractNumId="4">
     <w:nsid w:val="D64F2B2C"/>
     <w:multiLevelType w:val="multilevel"/>
     <w:tmpl w:val="D64F2B2C"/>
@@ -3537,7 +5583,156 @@
       </w:rPr>
     </w:lvl>
   </w:abstractNum>
-  <w:abstractNum w:abstractNumId="4">
+  <w:abstractNum w:abstractNumId="5">
+    <w:nsid w:val="E56245AE"/>
+    <w:multiLevelType w:val="multilevel"/>
+    <w:tmpl w:val="E56245AE"/>
+    <w:lvl w:ilvl="0" w:tentative="0">
+      <w:start w:val="1"/>
+      <w:numFmt w:val="bullet"/>
+      <w:lvlText w:val=""/>
+      <w:lvlJc w:val="left"/>
+      <w:pPr>
+        <w:tabs>
+          <w:tab w:val="left" w:pos="720"/>
+        </w:tabs>
+        <w:ind w:left="720" w:hanging="360"/>
+      </w:pPr>
+      <w:rPr>
+        <w:rFonts w:ascii="Symbol" w:hAnsi="Symbol" w:cs="Symbol"/>
+        <w:sz w:val="20"/>
+      </w:rPr>
+    </w:lvl>
+    <w:lvl w:ilvl="1" w:tentative="0">
+      <w:start w:val="1"/>
+      <w:numFmt w:val="bullet"/>
+      <w:lvlText w:val="o"/>
+      <w:lvlJc w:val="left"/>
+      <w:pPr>
+        <w:tabs>
+          <w:tab w:val="left" w:pos="1440"/>
+        </w:tabs>
+        <w:ind w:left="1440" w:hanging="360"/>
+      </w:pPr>
+      <w:rPr>
+        <w:rFonts w:ascii="Courier New" w:hAnsi="Courier New" w:cs="Courier New"/>
+        <w:sz w:val="20"/>
+      </w:rPr>
+    </w:lvl>
+    <w:lvl w:ilvl="2" w:tentative="0">
+      <w:start w:val="1"/>
+      <w:numFmt w:val="bullet"/>
+      <w:lvlText w:val=""/>
+      <w:lvlJc w:val="left"/>
+      <w:pPr>
+        <w:tabs>
+          <w:tab w:val="left" w:pos="2160"/>
+        </w:tabs>
+        <w:ind w:left="2160" w:hanging="360"/>
+      </w:pPr>
+      <w:rPr>
+        <w:rFonts w:ascii="Wingdings" w:hAnsi="Wingdings" w:cs="Wingdings"/>
+        <w:sz w:val="20"/>
+      </w:rPr>
+    </w:lvl>
+    <w:lvl w:ilvl="3" w:tentative="0">
+      <w:start w:val="1"/>
+      <w:numFmt w:val="bullet"/>
+      <w:lvlText w:val=""/>
+      <w:lvlJc w:val="left"/>
+      <w:pPr>
+        <w:tabs>
+          <w:tab w:val="left" w:pos="2880"/>
+        </w:tabs>
+        <w:ind w:left="2880" w:hanging="360"/>
+      </w:pPr>
+      <w:rPr>
+        <w:rFonts w:hint="default" w:ascii="Wingdings" w:hAnsi="Wingdings" w:cs="Wingdings"/>
+        <w:sz w:val="20"/>
+      </w:rPr>
+    </w:lvl>
+    <w:lvl w:ilvl="4" w:tentative="0">
+      <w:start w:val="1"/>
+      <w:numFmt w:val="bullet"/>
+      <w:lvlText w:val=""/>
+      <w:lvlJc w:val="left"/>
+      <w:pPr>
+        <w:tabs>
+          <w:tab w:val="left" w:pos="3600"/>
+        </w:tabs>
+        <w:ind w:left="3600" w:hanging="360"/>
+      </w:pPr>
+      <w:rPr>
+        <w:rFonts w:hint="default" w:ascii="Wingdings" w:hAnsi="Wingdings" w:cs="Wingdings"/>
+        <w:sz w:val="20"/>
+      </w:rPr>
+    </w:lvl>
+    <w:lvl w:ilvl="5" w:tentative="0">
+      <w:start w:val="1"/>
+      <w:numFmt w:val="bullet"/>
+      <w:lvlText w:val=""/>
+      <w:lvlJc w:val="left"/>
+      <w:pPr>
+        <w:tabs>
+          <w:tab w:val="left" w:pos="4320"/>
+        </w:tabs>
+        <w:ind w:left="4320" w:hanging="360"/>
+      </w:pPr>
+      <w:rPr>
+        <w:rFonts w:hint="default" w:ascii="Wingdings" w:hAnsi="Wingdings" w:cs="Wingdings"/>
+        <w:sz w:val="20"/>
+      </w:rPr>
+    </w:lvl>
+    <w:lvl w:ilvl="6" w:tentative="0">
+      <w:start w:val="1"/>
+      <w:numFmt w:val="bullet"/>
+      <w:lvlText w:val=""/>
+      <w:lvlJc w:val="left"/>
+      <w:pPr>
+        <w:tabs>
+          <w:tab w:val="left" w:pos="5040"/>
+        </w:tabs>
+        <w:ind w:left="5040" w:hanging="360"/>
+      </w:pPr>
+      <w:rPr>
+        <w:rFonts w:hint="default" w:ascii="Wingdings" w:hAnsi="Wingdings" w:cs="Wingdings"/>
+        <w:sz w:val="20"/>
+      </w:rPr>
+    </w:lvl>
+    <w:lvl w:ilvl="7" w:tentative="0">
+      <w:start w:val="1"/>
+      <w:numFmt w:val="bullet"/>
+      <w:lvlText w:val=""/>
+      <w:lvlJc w:val="left"/>
+      <w:pPr>
+        <w:tabs>
+          <w:tab w:val="left" w:pos="5760"/>
+        </w:tabs>
+        <w:ind w:left="5760" w:hanging="360"/>
+      </w:pPr>
+      <w:rPr>
+        <w:rFonts w:hint="default" w:ascii="Wingdings" w:hAnsi="Wingdings" w:cs="Wingdings"/>
+        <w:sz w:val="20"/>
+      </w:rPr>
+    </w:lvl>
+    <w:lvl w:ilvl="8" w:tentative="0">
+      <w:start w:val="1"/>
+      <w:numFmt w:val="bullet"/>
+      <w:lvlText w:val=""/>
+      <w:lvlJc w:val="left"/>
+      <w:pPr>
+        <w:tabs>
+          <w:tab w:val="left" w:pos="6480"/>
+        </w:tabs>
+        <w:ind w:left="6480" w:hanging="360"/>
+      </w:pPr>
+      <w:rPr>
+        <w:rFonts w:hint="default" w:ascii="Wingdings" w:hAnsi="Wingdings" w:cs="Wingdings"/>
+        <w:sz w:val="20"/>
+      </w:rPr>
+    </w:lvl>
+  </w:abstractNum>
+  <w:abstractNum w:abstractNumId="6">
     <w:nsid w:val="ED0959E5"/>
     <w:multiLevelType w:val="multilevel"/>
     <w:tmpl w:val="ED0959E5"/>
@@ -3686,7 +5881,156 @@
       </w:rPr>
     </w:lvl>
   </w:abstractNum>
-  <w:abstractNum w:abstractNumId="5">
+  <w:abstractNum w:abstractNumId="7">
+    <w:nsid w:val="EEDC754D"/>
+    <w:multiLevelType w:val="multilevel"/>
+    <w:tmpl w:val="EEDC754D"/>
+    <w:lvl w:ilvl="0" w:tentative="0">
+      <w:start w:val="1"/>
+      <w:numFmt w:val="bullet"/>
+      <w:lvlText w:val=""/>
+      <w:lvlJc w:val="left"/>
+      <w:pPr>
+        <w:tabs>
+          <w:tab w:val="left" w:pos="720"/>
+        </w:tabs>
+        <w:ind w:left="720" w:hanging="360"/>
+      </w:pPr>
+      <w:rPr>
+        <w:rFonts w:hint="default" w:ascii="Symbol" w:hAnsi="Symbol" w:cs="Symbol"/>
+        <w:sz w:val="20"/>
+      </w:rPr>
+    </w:lvl>
+    <w:lvl w:ilvl="1" w:tentative="0">
+      <w:start w:val="1"/>
+      <w:numFmt w:val="bullet"/>
+      <w:lvlText w:val="o"/>
+      <w:lvlJc w:val="left"/>
+      <w:pPr>
+        <w:tabs>
+          <w:tab w:val="left" w:pos="1440"/>
+        </w:tabs>
+        <w:ind w:left="1440" w:hanging="360"/>
+      </w:pPr>
+      <w:rPr>
+        <w:rFonts w:hint="default" w:ascii="Courier New" w:hAnsi="Courier New" w:cs="Courier New"/>
+        <w:sz w:val="20"/>
+      </w:rPr>
+    </w:lvl>
+    <w:lvl w:ilvl="2" w:tentative="0">
+      <w:start w:val="1"/>
+      <w:numFmt w:val="bullet"/>
+      <w:lvlText w:val=""/>
+      <w:lvlJc w:val="left"/>
+      <w:pPr>
+        <w:tabs>
+          <w:tab w:val="left" w:pos="2160"/>
+        </w:tabs>
+        <w:ind w:left="2160" w:hanging="360"/>
+      </w:pPr>
+      <w:rPr>
+        <w:rFonts w:hint="default" w:ascii="Wingdings" w:hAnsi="Wingdings" w:cs="Wingdings"/>
+        <w:sz w:val="20"/>
+      </w:rPr>
+    </w:lvl>
+    <w:lvl w:ilvl="3" w:tentative="0">
+      <w:start w:val="1"/>
+      <w:numFmt w:val="bullet"/>
+      <w:lvlText w:val=""/>
+      <w:lvlJc w:val="left"/>
+      <w:pPr>
+        <w:tabs>
+          <w:tab w:val="left" w:pos="2880"/>
+        </w:tabs>
+        <w:ind w:left="2880" w:hanging="360"/>
+      </w:pPr>
+      <w:rPr>
+        <w:rFonts w:hint="default" w:ascii="Wingdings" w:hAnsi="Wingdings" w:cs="Wingdings"/>
+        <w:sz w:val="20"/>
+      </w:rPr>
+    </w:lvl>
+    <w:lvl w:ilvl="4" w:tentative="0">
+      <w:start w:val="1"/>
+      <w:numFmt w:val="bullet"/>
+      <w:lvlText w:val=""/>
+      <w:lvlJc w:val="left"/>
+      <w:pPr>
+        <w:tabs>
+          <w:tab w:val="left" w:pos="3600"/>
+        </w:tabs>
+        <w:ind w:left="3600" w:hanging="360"/>
+      </w:pPr>
+      <w:rPr>
+        <w:rFonts w:hint="default" w:ascii="Wingdings" w:hAnsi="Wingdings" w:cs="Wingdings"/>
+        <w:sz w:val="20"/>
+      </w:rPr>
+    </w:lvl>
+    <w:lvl w:ilvl="5" w:tentative="0">
+      <w:start w:val="1"/>
+      <w:numFmt w:val="bullet"/>
+      <w:lvlText w:val=""/>
+      <w:lvlJc w:val="left"/>
+      <w:pPr>
+        <w:tabs>
+          <w:tab w:val="left" w:pos="4320"/>
+        </w:tabs>
+        <w:ind w:left="4320" w:hanging="360"/>
+      </w:pPr>
+      <w:rPr>
+        <w:rFonts w:hint="default" w:ascii="Wingdings" w:hAnsi="Wingdings" w:cs="Wingdings"/>
+        <w:sz w:val="20"/>
+      </w:rPr>
+    </w:lvl>
+    <w:lvl w:ilvl="6" w:tentative="0">
+      <w:start w:val="1"/>
+      <w:numFmt w:val="bullet"/>
+      <w:lvlText w:val=""/>
+      <w:lvlJc w:val="left"/>
+      <w:pPr>
+        <w:tabs>
+          <w:tab w:val="left" w:pos="5040"/>
+        </w:tabs>
+        <w:ind w:left="5040" w:hanging="360"/>
+      </w:pPr>
+      <w:rPr>
+        <w:rFonts w:hint="default" w:ascii="Wingdings" w:hAnsi="Wingdings" w:cs="Wingdings"/>
+        <w:sz w:val="20"/>
+      </w:rPr>
+    </w:lvl>
+    <w:lvl w:ilvl="7" w:tentative="0">
+      <w:start w:val="1"/>
+      <w:numFmt w:val="bullet"/>
+      <w:lvlText w:val=""/>
+      <w:lvlJc w:val="left"/>
+      <w:pPr>
+        <w:tabs>
+          <w:tab w:val="left" w:pos="5760"/>
+        </w:tabs>
+        <w:ind w:left="5760" w:hanging="360"/>
+      </w:pPr>
+      <w:rPr>
+        <w:rFonts w:hint="default" w:ascii="Wingdings" w:hAnsi="Wingdings" w:cs="Wingdings"/>
+        <w:sz w:val="20"/>
+      </w:rPr>
+    </w:lvl>
+    <w:lvl w:ilvl="8" w:tentative="0">
+      <w:start w:val="1"/>
+      <w:numFmt w:val="bullet"/>
+      <w:lvlText w:val=""/>
+      <w:lvlJc w:val="left"/>
+      <w:pPr>
+        <w:tabs>
+          <w:tab w:val="left" w:pos="6480"/>
+        </w:tabs>
+        <w:ind w:left="6480" w:hanging="360"/>
+      </w:pPr>
+      <w:rPr>
+        <w:rFonts w:hint="default" w:ascii="Wingdings" w:hAnsi="Wingdings" w:cs="Wingdings"/>
+        <w:sz w:val="20"/>
+      </w:rPr>
+    </w:lvl>
+  </w:abstractNum>
+  <w:abstractNum w:abstractNumId="8">
     <w:nsid w:val="F4897BF7"/>
     <w:multiLevelType w:val="multilevel"/>
     <w:tmpl w:val="F4897BF7"/>
@@ -3835,7 +6179,7 @@
       </w:rPr>
     </w:lvl>
   </w:abstractNum>
-  <w:abstractNum w:abstractNumId="6">
+  <w:abstractNum w:abstractNumId="9">
     <w:nsid w:val="0D9466C6"/>
     <w:multiLevelType w:val="multilevel"/>
     <w:tmpl w:val="0D9466C6"/>
@@ -3984,7 +6328,7 @@
       </w:rPr>
     </w:lvl>
   </w:abstractNum>
-  <w:abstractNum w:abstractNumId="7">
+  <w:abstractNum w:abstractNumId="10">
     <w:nsid w:val="1B1CCE3D"/>
     <w:multiLevelType w:val="multilevel"/>
     <w:tmpl w:val="1B1CCE3D"/>
@@ -4133,7 +6477,7 @@
       </w:rPr>
     </w:lvl>
   </w:abstractNum>
-  <w:abstractNum w:abstractNumId="8">
+  <w:abstractNum w:abstractNumId="11">
     <w:nsid w:val="4FCF46B8"/>
     <w:multiLevelType w:val="multilevel"/>
     <w:tmpl w:val="4FCF46B8"/>
@@ -4282,7 +6626,7 @@
       </w:rPr>
     </w:lvl>
   </w:abstractNum>
-  <w:abstractNum w:abstractNumId="9">
+  <w:abstractNum w:abstractNumId="12">
     <w:nsid w:val="514CF2C2"/>
     <w:multiLevelType w:val="multilevel"/>
     <w:tmpl w:val="514CF2C2"/>
@@ -4431,7 +6775,7 @@
       </w:rPr>
     </w:lvl>
   </w:abstractNum>
-  <w:abstractNum w:abstractNumId="10">
+  <w:abstractNum w:abstractNumId="13">
     <w:nsid w:val="580C52F1"/>
     <w:multiLevelType w:val="multilevel"/>
     <w:tmpl w:val="580C52F1"/>
@@ -4580,7 +6924,7 @@
       </w:rPr>
     </w:lvl>
   </w:abstractNum>
-  <w:abstractNum w:abstractNumId="11">
+  <w:abstractNum w:abstractNumId="14">
     <w:nsid w:val="5B5D93D2"/>
     <w:multiLevelType w:val="multilevel"/>
     <w:tmpl w:val="5B5D93D2"/>
@@ -4729,7 +7073,7 @@
       </w:rPr>
     </w:lvl>
   </w:abstractNum>
-  <w:abstractNum w:abstractNumId="12">
+  <w:abstractNum w:abstractNumId="15">
     <w:nsid w:val="5CE510A8"/>
     <w:multiLevelType w:val="multilevel"/>
     <w:tmpl w:val="5CE510A8"/>
@@ -4878,7 +7222,7 @@
       </w:rPr>
     </w:lvl>
   </w:abstractNum>
-  <w:abstractNum w:abstractNumId="13">
+  <w:abstractNum w:abstractNumId="16">
     <w:nsid w:val="639B6E33"/>
     <w:multiLevelType w:val="multilevel"/>
     <w:tmpl w:val="639B6E33"/>
@@ -5027,7 +7371,7 @@
       </w:rPr>
     </w:lvl>
   </w:abstractNum>
-  <w:abstractNum w:abstractNumId="14">
+  <w:abstractNum w:abstractNumId="17">
     <w:nsid w:val="7D802511"/>
     <w:multiLevelType w:val="multilevel"/>
     <w:tmpl w:val="7D802511"/>
@@ -5177,28 +7521,28 @@
     </w:lvl>
   </w:abstractNum>
   <w:num w:numId="1">
+    <w:abstractNumId w:val="15"/>
+  </w:num>
+  <w:num w:numId="2">
+    <w:abstractNumId w:val="16"/>
+  </w:num>
+  <w:num w:numId="3">
+    <w:abstractNumId w:val="10"/>
+  </w:num>
+  <w:num w:numId="4">
+    <w:abstractNumId w:val="6"/>
+  </w:num>
+  <w:num w:numId="5">
     <w:abstractNumId w:val="12"/>
   </w:num>
-  <w:num w:numId="2">
+  <w:num w:numId="6">
     <w:abstractNumId w:val="13"/>
   </w:num>
-  <w:num w:numId="3">
-    <w:abstractNumId w:val="7"/>
-  </w:num>
-  <w:num w:numId="4">
-    <w:abstractNumId w:val="4"/>
-  </w:num>
-  <w:num w:numId="5">
-    <w:abstractNumId w:val="9"/>
-  </w:num>
-  <w:num w:numId="6">
-    <w:abstractNumId w:val="10"/>
-  </w:num>
   <w:num w:numId="7">
-    <w:abstractNumId w:val="8"/>
+    <w:abstractNumId w:val="11"/>
   </w:num>
   <w:num w:numId="8">
-    <w:abstractNumId w:val="8"/>
+    <w:abstractNumId w:val="11"/>
     <w:lvlOverride w:ilvl="0">
       <w:startOverride w:val="1"/>
     </w:lvlOverride>
@@ -5228,28 +7572,37 @@
     </w:lvlOverride>
   </w:num>
   <w:num w:numId="9">
+    <w:abstractNumId w:val="3"/>
+  </w:num>
+  <w:num w:numId="10">
+    <w:abstractNumId w:val="14"/>
+  </w:num>
+  <w:num w:numId="11">
+    <w:abstractNumId w:val="4"/>
+  </w:num>
+  <w:num w:numId="12">
     <w:abstractNumId w:val="2"/>
   </w:num>
-  <w:num w:numId="10">
-    <w:abstractNumId w:val="11"/>
-  </w:num>
-  <w:num w:numId="11">
-    <w:abstractNumId w:val="3"/>
-  </w:num>
-  <w:num w:numId="12">
-    <w:abstractNumId w:val="1"/>
-  </w:num>
   <w:num w:numId="13">
-    <w:abstractNumId w:val="5"/>
+    <w:abstractNumId w:val="8"/>
   </w:num>
   <w:num w:numId="14">
     <w:abstractNumId w:val="0"/>
   </w:num>
   <w:num w:numId="15">
-    <w:abstractNumId w:val="14"/>
+    <w:abstractNumId w:val="17"/>
   </w:num>
   <w:num w:numId="16">
-    <w:abstractNumId w:val="6"/>
+    <w:abstractNumId w:val="9"/>
+  </w:num>
+  <w:num w:numId="17">
+    <w:abstractNumId w:val="5"/>
+  </w:num>
+  <w:num w:numId="18">
+    <w:abstractNumId w:val="7"/>
+  </w:num>
+  <w:num w:numId="19">
+    <w:abstractNumId w:val="1"/>
   </w:num>
 </w:numbering>
 </file>
@@ -5357,11 +7710,11 @@
     <w:lsdException w:unhideWhenUsed="0" w:uiPriority="0" w:semiHidden="0" w:name="Document Map"/>
     <w:lsdException w:unhideWhenUsed="0" w:uiPriority="0" w:semiHidden="0" w:name="Plain Text"/>
     <w:lsdException w:unhideWhenUsed="0" w:uiPriority="0" w:semiHidden="0" w:name="E-mail Signature"/>
-    <w:lsdException w:unhideWhenUsed="0" w:uiPriority="0" w:semiHidden="0" w:name="Normal (Web)"/>
+    <w:lsdException w:qFormat="1" w:unhideWhenUsed="0" w:uiPriority="0" w:semiHidden="0" w:name="Normal (Web)"/>
     <w:lsdException w:unhideWhenUsed="0" w:uiPriority="0" w:semiHidden="0" w:name="HTML Acronym"/>
     <w:lsdException w:unhideWhenUsed="0" w:uiPriority="0" w:semiHidden="0" w:name="HTML Address"/>
     <w:lsdException w:unhideWhenUsed="0" w:uiPriority="0" w:semiHidden="0" w:name="HTML Cite"/>
-    <w:lsdException w:unhideWhenUsed="0" w:uiPriority="0" w:semiHidden="0" w:name="HTML Code"/>
+    <w:lsdException w:qFormat="1" w:unhideWhenUsed="0" w:uiPriority="0" w:semiHidden="0" w:name="HTML Code"/>
     <w:lsdException w:unhideWhenUsed="0" w:uiPriority="0" w:semiHidden="0" w:name="HTML Definition"/>
     <w:lsdException w:unhideWhenUsed="0" w:uiPriority="0" w:semiHidden="0" w:name="HTML Keyboard"/>
     <w:lsdException w:unhideWhenUsed="0" w:uiPriority="0" w:semiHidden="0" w:name="HTML Preformatted"/>
@@ -5532,6 +7885,7 @@
   <w:style w:type="character" w:styleId="8">
     <w:name w:val="HTML Code"/>
     <w:basedOn w:val="6"/>
+    <w:qFormat/>
     <w:uiPriority w:val="0"/>
     <w:rPr>
       <w:rFonts w:ascii="Courier New" w:hAnsi="Courier New" w:cs="Courier New"/>
@@ -5550,7 +7904,40 @@
     </w:rPr>
   </w:style>
   <w:style w:type="paragraph" w:styleId="10">
+    <w:name w:val="HTML Preformatted"/>
+    <w:uiPriority w:val="0"/>
+    <w:pPr>
+      <w:tabs>
+        <w:tab w:val="left" w:pos="916"/>
+        <w:tab w:val="left" w:pos="1832"/>
+        <w:tab w:val="left" w:pos="2748"/>
+        <w:tab w:val="left" w:pos="3664"/>
+        <w:tab w:val="left" w:pos="4580"/>
+        <w:tab w:val="left" w:pos="5496"/>
+        <w:tab w:val="left" w:pos="6412"/>
+        <w:tab w:val="left" w:pos="7328"/>
+        <w:tab w:val="left" w:pos="8244"/>
+        <w:tab w:val="left" w:pos="9160"/>
+        <w:tab w:val="left" w:pos="10076"/>
+        <w:tab w:val="left" w:pos="10992"/>
+        <w:tab w:val="left" w:pos="11908"/>
+        <w:tab w:val="left" w:pos="12824"/>
+        <w:tab w:val="left" w:pos="13740"/>
+        <w:tab w:val="left" w:pos="14656"/>
+      </w:tabs>
+      <w:jc w:val="left"/>
+    </w:pPr>
+    <w:rPr>
+      <w:rFonts w:hint="eastAsia" w:ascii="SimSun" w:hAnsi="SimSun" w:eastAsia="SimSun" w:cs="SimSun"/>
+      <w:kern w:val="0"/>
+      <w:sz w:val="24"/>
+      <w:szCs w:val="24"/>
+      <w:lang w:val="en-US" w:eastAsia="zh-CN" w:bidi="ar"/>
+    </w:rPr>
+  </w:style>
+  <w:style w:type="paragraph" w:styleId="11">
     <w:name w:val="Normal (Web)"/>
+    <w:qFormat/>
     <w:uiPriority w:val="0"/>
     <w:pPr>
       <w:spacing w:before="0" w:beforeAutospacing="1" w:after="0" w:afterAutospacing="1"/>
